--- a/CORRECOES_DECK.docx
+++ b/CORRECOES_DECK.docx
@@ -15,7 +15,7 @@
           <w:i w:val="0"/>
           <w:sz w:val="36"/>
         </w:rPr>
-        <w:t>Correções do deck — o que mudou depois da reconferência</w:t>
+        <w:t>Correções aplicadas no deck final</w:t>
       </w:r>
     </w:p>
     <w:p>
@@ -31,7 +31,25 @@
           <w:i w:val="0"/>
           <w:sz w:val="22"/>
         </w:rPr>
-        <w:t xml:space="preserve">Deck conferido: </w:t>
+        <w:t xml:space="preserve">Arquivo corrigido: </w:t>
+      </w:r>
+      <w:r>
+        <w:rPr>
+          <w:rFonts w:ascii="Arial" w:hAnsi="Arial"/>
+          <w:b/>
+          <w:i w:val="0"/>
+          <w:sz w:val="22"/>
+        </w:rPr>
+        <w:t>`apresentacao/APRESENTACAO_FINAL_CORRIGIDA.pptx`</w:t>
+      </w:r>
+      <w:r>
+        <w:rPr>
+          <w:rFonts w:ascii="Arial" w:hAnsi="Arial"/>
+          <w:b w:val="0"/>
+          <w:i w:val="0"/>
+          <w:sz w:val="22"/>
+        </w:rPr>
+        <w:t xml:space="preserve"> (PDF ao lado). Original preservado em </w:t>
       </w:r>
       <w:r>
         <w:rPr>
@@ -41,7 +59,7 @@
           <w:color w:val="A03020"/>
           <w:sz w:val="20"/>
         </w:rPr>
-        <w:t>evidencias/Apresentacao_FINAL.pdf</w:t>
+        <w:t>evidencias/Apresentacao_FINAL_original.pptx</w:t>
       </w:r>
       <w:r>
         <w:rPr>
@@ -50,7 +68,26 @@
           <w:i w:val="0"/>
           <w:sz w:val="22"/>
         </w:rPr>
-        <w:t>, 14 slides, feito no Canva. Data da reconferência: 22/09/2026.</w:t>
+        <w:t xml:space="preserve">. Script que aplicou tudo: </w:t>
+      </w:r>
+      <w:r>
+        <w:rPr>
+          <w:rFonts w:ascii="Consolas" w:hAnsi="Consolas"/>
+          <w:b w:val="0"/>
+          <w:i w:val="0"/>
+          <w:color w:val="A03020"/>
+          <w:sz w:val="20"/>
+        </w:rPr>
+        <w:t>ferramenta/corrigir_deck_final.py</w:t>
+      </w:r>
+      <w:r>
+        <w:rPr>
+          <w:rFonts w:ascii="Arial" w:hAnsi="Arial"/>
+          <w:b w:val="0"/>
+          <w:i w:val="0"/>
+          <w:sz w:val="22"/>
+        </w:rPr>
+        <w:t xml:space="preserve"> — roda de novo a qualquer momento sobre o original, então nenhuma correção depende de ter sido feita à mão.</w:t>
       </w:r>
     </w:p>
     <w:p>
@@ -66,139 +103,8 @@
           <w:i w:val="0"/>
           <w:sz w:val="22"/>
         </w:rPr>
-        <w:t xml:space="preserve">O arquivo que chegou é idêntico ao que já estava aqui (mesmo MD5) e é um </w:t>
+        <w:t>O design do Kelven está intacto: nenhuma forma foi recriada, só reescrita ou reposicionada. São 14 slides, como antes.</w:t>
       </w:r>
-      <w:r>
-        <w:rPr>
-          <w:rFonts w:ascii="Arial" w:hAnsi="Arial"/>
-          <w:b/>
-          <w:i w:val="0"/>
-          <w:sz w:val="22"/>
-        </w:rPr>
-        <w:t>PDF</w:t>
-      </w:r>
-      <w:r>
-        <w:rPr>
-          <w:rFonts w:ascii="Arial" w:hAnsi="Arial"/>
-          <w:b w:val="0"/>
-          <w:i w:val="0"/>
-          <w:sz w:val="22"/>
-        </w:rPr>
-        <w:t xml:space="preserve">, não um </w:t>
-      </w:r>
-      <w:r>
-        <w:rPr>
-          <w:rFonts w:ascii="Consolas" w:hAnsi="Consolas"/>
-          <w:b w:val="0"/>
-          <w:i w:val="0"/>
-          <w:color w:val="A03020"/>
-          <w:sz w:val="20"/>
-        </w:rPr>
-        <w:t>.pptx</w:t>
-      </w:r>
-      <w:r>
-        <w:rPr>
-          <w:rFonts w:ascii="Arial" w:hAnsi="Arial"/>
-          <w:b w:val="0"/>
-          <w:i w:val="0"/>
-          <w:sz w:val="22"/>
-        </w:rPr>
-        <w:t xml:space="preserve"> — não dá para editar preservando o design a partir dele. Duas saídas:</w:t>
-      </w:r>
-    </w:p>
-    <w:p>
-      <w:pPr>
-        <w:spacing w:before="0" w:after="60" w:line="312" w:lineRule="auto"/>
-        <w:ind w:left="283"/>
-        <w:jc w:val="both"/>
-      </w:pPr>
-      <w:r>
-        <w:rPr>
-          <w:rFonts w:ascii="Arial" w:hAnsi="Arial"/>
-          <w:b w:val="0"/>
-          <w:i w:val="0"/>
-          <w:sz w:val="22"/>
-        </w:rPr>
-        <w:t xml:space="preserve">•  </w:t>
-      </w:r>
-      <w:r>
-        <w:rPr>
-          <w:rFonts w:ascii="Arial" w:hAnsi="Arial"/>
-          <w:b/>
-          <w:i w:val="0"/>
-          <w:sz w:val="22"/>
-        </w:rPr>
-        <w:t>No Canva:</w:t>
-      </w:r>
-      <w:r>
-        <w:rPr>
-          <w:rFonts w:ascii="Arial" w:hAnsi="Arial"/>
-          <w:b w:val="0"/>
-          <w:i w:val="0"/>
-          <w:sz w:val="22"/>
-        </w:rPr>
-        <w:t xml:space="preserve"> aplicar as trocas abaixo direto no projeto. São dez, todas de texto.</w:t>
-      </w:r>
-    </w:p>
-    <w:p>
-      <w:pPr>
-        <w:spacing w:before="0" w:after="60" w:line="312" w:lineRule="auto"/>
-        <w:ind w:left="283"/>
-        <w:jc w:val="both"/>
-      </w:pPr>
-      <w:r>
-        <w:rPr>
-          <w:rFonts w:ascii="Arial" w:hAnsi="Arial"/>
-          <w:b w:val="0"/>
-          <w:i w:val="0"/>
-          <w:sz w:val="22"/>
-        </w:rPr>
-        <w:t xml:space="preserve">•  </w:t>
-      </w:r>
-      <w:r>
-        <w:rPr>
-          <w:rFonts w:ascii="Arial" w:hAnsi="Arial"/>
-          <w:b/>
-          <w:i w:val="0"/>
-          <w:sz w:val="22"/>
-        </w:rPr>
-        <w:t>Aqui:</w:t>
-      </w:r>
-      <w:r>
-        <w:rPr>
-          <w:rFonts w:ascii="Arial" w:hAnsi="Arial"/>
-          <w:b w:val="0"/>
-          <w:i w:val="0"/>
-          <w:sz w:val="22"/>
-        </w:rPr>
-        <w:t xml:space="preserve"> no Canva, </w:t>
-      </w:r>
-      <w:r>
-        <w:rPr>
-          <w:rFonts w:ascii="Arial" w:hAnsi="Arial"/>
-          <w:b w:val="0"/>
-          <w:i/>
-          <w:sz w:val="22"/>
-        </w:rPr>
-        <w:t>Compartilhar → Baixar → PPTX</w:t>
-      </w:r>
-      <w:r>
-        <w:rPr>
-          <w:rFonts w:ascii="Arial" w:hAnsi="Arial"/>
-          <w:b w:val="0"/>
-          <w:i w:val="0"/>
-          <w:sz w:val="22"/>
-        </w:rPr>
-        <w:t>, mandar esse arquivo, e eu aplico tudo no próprio arquivo, como já fiz da outra vez.</w:t>
-      </w:r>
-    </w:p>
-    <w:p>
-      <w:pPr>
-        <w:spacing w:after="160"/>
-        <w:pBdr>
-          <w:bottom w:val="single" w:sz="6" w:color="BBBBBB"/>
-        </w:pBdr>
-      </w:pPr>
     </w:p>
     <w:p>
       <w:pPr>
@@ -584,320 +490,7 @@
           <w:i w:val="0"/>
           <w:sz w:val="28"/>
         </w:rPr>
-        <w:t>Slide 1 — capa</w:t>
-      </w:r>
-    </w:p>
-    <w:tbl>
-      <w:tblPr>
-        <w:tblStyle w:val="TableGrid"/>
-        <w:tblW w:type="auto" w:w="0"/>
-        <w:jc w:val="center"/>
-        <w:tblLook w:firstColumn="1" w:firstRow="1" w:lastColumn="0" w:lastRow="0" w:noHBand="0" w:noVBand="1" w:val="04A0"/>
-      </w:tblPr>
-      <w:tblGrid>
-        <w:gridCol w:w="4708"/>
-        <w:gridCol w:w="4708"/>
-      </w:tblGrid>
-      <w:tr>
-        <w:tc>
-          <w:tcPr>
-            <w:tcW w:type="dxa" w:w="4708"/>
-            <w:shd w:val="clear" w:fill="DDDDDD"/>
-          </w:tcPr>
-          <w:p>
-            <w:pPr>
-              <w:spacing w:after="40"/>
-            </w:pPr>
-            <w:r/>
-          </w:p>
-        </w:tc>
-        <w:tc>
-          <w:tcPr>
-            <w:tcW w:type="dxa" w:w="4708"/>
-            <w:shd w:val="clear" w:fill="DDDDDD"/>
-          </w:tcPr>
-          <w:p>
-            <w:pPr>
-              <w:spacing w:after="40"/>
-            </w:pPr>
-            <w:r/>
-          </w:p>
-        </w:tc>
-      </w:tr>
-      <w:tr>
-        <w:tc>
-          <w:tcPr>
-            <w:tcW w:type="dxa" w:w="4708"/>
-          </w:tcPr>
-          <w:p>
-            <w:pPr>
-              <w:spacing w:after="40" w:line="264" w:lineRule="auto"/>
-            </w:pPr>
-            <w:r/>
-            <w:r>
-              <w:rPr>
-                <w:rFonts w:ascii="Arial" w:hAnsi="Arial"/>
-                <w:b/>
-                <w:i w:val="0"/>
-                <w:sz w:val="20"/>
-              </w:rPr>
-              <w:t>Onde</w:t>
-            </w:r>
-          </w:p>
-        </w:tc>
-        <w:tc>
-          <w:tcPr>
-            <w:tcW w:type="dxa" w:w="4708"/>
-          </w:tcPr>
-          <w:p>
-            <w:pPr>
-              <w:spacing w:after="40" w:line="264" w:lineRule="auto"/>
-            </w:pPr>
-            <w:r/>
-            <w:r>
-              <w:rPr>
-                <w:rFonts w:ascii="Arial" w:hAnsi="Arial"/>
-                <w:b w:val="0"/>
-                <w:i w:val="0"/>
-                <w:sz w:val="20"/>
-              </w:rPr>
-              <w:t>subtítulo, logo abaixo de "Avaliação de Acessibilidade Web"</w:t>
-            </w:r>
-          </w:p>
-        </w:tc>
-      </w:tr>
-      <w:tr>
-        <w:tc>
-          <w:tcPr>
-            <w:tcW w:type="dxa" w:w="4708"/>
-          </w:tcPr>
-          <w:p>
-            <w:pPr>
-              <w:spacing w:after="40" w:line="264" w:lineRule="auto"/>
-            </w:pPr>
-            <w:r/>
-            <w:r>
-              <w:rPr>
-                <w:rFonts w:ascii="Arial" w:hAnsi="Arial"/>
-                <w:b/>
-                <w:i w:val="0"/>
-                <w:sz w:val="20"/>
-              </w:rPr>
-              <w:t>Está</w:t>
-            </w:r>
-          </w:p>
-        </w:tc>
-        <w:tc>
-          <w:tcPr>
-            <w:tcW w:type="dxa" w:w="4708"/>
-          </w:tcPr>
-          <w:p>
-            <w:pPr>
-              <w:spacing w:after="40" w:line="264" w:lineRule="auto"/>
-            </w:pPr>
-            <w:r/>
-            <w:r>
-              <w:rPr>
-                <w:rFonts w:ascii="Consolas" w:hAnsi="Consolas"/>
-                <w:b w:val="0"/>
-                <w:i w:val="0"/>
-                <w:color w:val="A03020"/>
-                <w:sz w:val="18"/>
-              </w:rPr>
-              <w:t>WCAG2.1 · Portal do IFAL — Campus Maceió</w:t>
-            </w:r>
-          </w:p>
-        </w:tc>
-      </w:tr>
-      <w:tr>
-        <w:tc>
-          <w:tcPr>
-            <w:tcW w:type="dxa" w:w="4708"/>
-          </w:tcPr>
-          <w:p>
-            <w:pPr>
-              <w:spacing w:after="40" w:line="264" w:lineRule="auto"/>
-            </w:pPr>
-            <w:r/>
-            <w:r>
-              <w:rPr>
-                <w:rFonts w:ascii="Arial" w:hAnsi="Arial"/>
-                <w:b/>
-                <w:i w:val="0"/>
-                <w:sz w:val="20"/>
-              </w:rPr>
-              <w:t>Fica</w:t>
-            </w:r>
-          </w:p>
-        </w:tc>
-        <w:tc>
-          <w:tcPr>
-            <w:tcW w:type="dxa" w:w="4708"/>
-          </w:tcPr>
-          <w:p>
-            <w:pPr>
-              <w:spacing w:after="40" w:line="264" w:lineRule="auto"/>
-            </w:pPr>
-            <w:r/>
-            <w:r>
-              <w:rPr>
-                <w:rFonts w:ascii="Consolas" w:hAnsi="Consolas"/>
-                <w:b w:val="0"/>
-                <w:i w:val="0"/>
-                <w:color w:val="A03020"/>
-                <w:sz w:val="18"/>
-              </w:rPr>
-              <w:t>WCAG 2.1 · Portal do IFAL — Campus Maceió</w:t>
-            </w:r>
-          </w:p>
-        </w:tc>
-      </w:tr>
-    </w:tbl>
-    <w:p>
-      <w:pPr>
-        <w:spacing w:after="80"/>
-      </w:pPr>
-    </w:p>
-    <w:p>
-      <w:pPr>
-        <w:spacing w:before="0" w:after="120" w:line="312" w:lineRule="auto"/>
-        <w:ind w:left="0"/>
-        <w:jc w:val="both"/>
-      </w:pPr>
-      <w:r>
-        <w:rPr>
-          <w:rFonts w:ascii="Arial" w:hAnsi="Arial"/>
-          <w:b w:val="0"/>
-          <w:i w:val="0"/>
-          <w:sz w:val="22"/>
-        </w:rPr>
-        <w:t>Falta o espaço entre "WCAG" e "2.1". Aparece certo no rodapé de todos os outros slides.</w:t>
-      </w:r>
-    </w:p>
-    <w:p>
-      <w:pPr>
-        <w:spacing w:after="160"/>
-        <w:pBdr>
-          <w:bottom w:val="single" w:sz="6" w:color="BBBBBB"/>
-        </w:pBdr>
-      </w:pPr>
-    </w:p>
-    <w:p>
-      <w:pPr>
-        <w:spacing w:before="280" w:after="120" w:line="312" w:lineRule="auto"/>
-        <w:ind w:left="0"/>
-        <w:jc w:val="both"/>
-      </w:pPr>
-      <w:r>
-        <w:rPr>
-          <w:rFonts w:ascii="Arial" w:hAnsi="Arial"/>
-          <w:b/>
-          <w:i w:val="0"/>
-          <w:sz w:val="28"/>
-        </w:rPr>
-        <w:t>Slide 5 e 6 — checklist: as pílulas coloridas</w:t>
-      </w:r>
-    </w:p>
-    <w:p>
-      <w:pPr>
-        <w:spacing w:before="0" w:after="120" w:line="312" w:lineRule="auto"/>
-        <w:ind w:left="0"/>
-        <w:jc w:val="both"/>
-      </w:pPr>
-      <w:r>
-        <w:rPr>
-          <w:rFonts w:ascii="Arial" w:hAnsi="Arial"/>
-          <w:b/>
-          <w:i w:val="0"/>
-          <w:sz w:val="22"/>
-        </w:rPr>
-        <w:t>Este é o ponto mais importante da lista</w:t>
-      </w:r>
-      <w:r>
-        <w:rPr>
-          <w:rFonts w:ascii="Arial" w:hAnsi="Arial"/>
-          <w:b w:val="0"/>
-          <w:i w:val="0"/>
-          <w:sz w:val="22"/>
-        </w:rPr>
-        <w:t>, e não é um número errado: é a mesma falha que o trabalho denuncia.</w:t>
-      </w:r>
-    </w:p>
-    <w:p>
-      <w:pPr>
-        <w:spacing w:before="0" w:after="120" w:line="312" w:lineRule="auto"/>
-        <w:ind w:left="0"/>
-        <w:jc w:val="both"/>
-      </w:pPr>
-      <w:r>
-        <w:rPr>
-          <w:rFonts w:ascii="Arial" w:hAnsi="Arial"/>
-          <w:b w:val="0"/>
-          <w:i w:val="0"/>
-          <w:sz w:val="22"/>
-        </w:rPr>
-        <w:t xml:space="preserve">Cada item traz uma pílula verde, amarela, vermelha ou cinza </w:t>
-      </w:r>
-      <w:r>
-        <w:rPr>
-          <w:rFonts w:ascii="Arial" w:hAnsi="Arial"/>
-          <w:b/>
-          <w:i w:val="0"/>
-          <w:sz w:val="22"/>
-        </w:rPr>
-        <w:t>sem texto nenhum dentro</w:t>
-      </w:r>
-      <w:r>
-        <w:rPr>
-          <w:rFonts w:ascii="Arial" w:hAnsi="Arial"/>
-          <w:b w:val="0"/>
-          <w:i w:val="0"/>
-          <w:sz w:val="22"/>
-        </w:rPr>
-        <w:t xml:space="preserve">. Quem não distingue essas cores não sabe o resultado de item algum — é exatamente o critério </w:t>
-      </w:r>
-      <w:r>
-        <w:rPr>
-          <w:rFonts w:ascii="Arial" w:hAnsi="Arial"/>
-          <w:b/>
-          <w:i w:val="0"/>
-          <w:sz w:val="22"/>
-        </w:rPr>
-        <w:t>1.4.1 Uso de cores</w:t>
-      </w:r>
-      <w:r>
-        <w:rPr>
-          <w:rFonts w:ascii="Arial" w:hAnsi="Arial"/>
-          <w:b w:val="0"/>
-          <w:i w:val="0"/>
-          <w:sz w:val="22"/>
-        </w:rPr>
-        <w:t>, que o deck acusa no banner do portal dois slides depois. O mesmo vale para os círculos numerados, coloridos pelo mesmo código.</w:t>
-      </w:r>
-    </w:p>
-    <w:p>
-      <w:pPr>
-        <w:spacing w:before="0" w:after="120" w:line="312" w:lineRule="auto"/>
-        <w:ind w:left="0"/>
-        <w:jc w:val="both"/>
-      </w:pPr>
-      <w:r>
-        <w:rPr>
-          <w:rFonts w:ascii="Arial" w:hAnsi="Arial"/>
-          <w:b/>
-          <w:i w:val="0"/>
-          <w:sz w:val="22"/>
-        </w:rPr>
-        <w:t>Correção:</w:t>
-      </w:r>
-      <w:r>
-        <w:rPr>
-          <w:rFonts w:ascii="Arial" w:hAnsi="Arial"/>
-          <w:b w:val="0"/>
-          <w:i w:val="0"/>
-          <w:sz w:val="22"/>
-        </w:rPr>
-        <w:t xml:space="preserve"> escrever a situação dentro da pílula, em texto escuro sobre o fundo colorido. As cores ficam como estão — cor pode ser usada, só não pode ser o único meio.</w:t>
+        <w:t>O que mudou, slide a slide</w:t>
       </w:r>
     </w:p>
     <w:tbl>
@@ -929,7 +522,7 @@
                 <w:i w:val="0"/>
                 <w:sz w:val="20"/>
               </w:rPr>
-              <w:t>Cor da pílula</w:t>
+              <w:t>Slide</w:t>
             </w:r>
           </w:p>
         </w:tc>
@@ -950,7 +543,7 @@
                 <w:i w:val="0"/>
                 <w:sz w:val="20"/>
               </w:rPr>
-              <w:t>Texto a escrever dentro</w:t>
+              <w:t>Correção</w:t>
             </w:r>
           </w:p>
         </w:tc>
@@ -968,11 +561,20 @@
             <w:r>
               <w:rPr>
                 <w:rFonts w:ascii="Arial" w:hAnsi="Arial"/>
+                <w:b/>
+                <w:i w:val="0"/>
+                <w:sz w:val="20"/>
+              </w:rPr>
+              <w:t>1</w:t>
+            </w:r>
+            <w:r>
+              <w:rPr>
+                <w:rFonts w:ascii="Arial" w:hAnsi="Arial"/>
                 <w:b w:val="0"/>
                 <w:i w:val="0"/>
                 <w:sz w:val="20"/>
               </w:rPr>
-              <w:t>verde</w:t>
+              <w:t xml:space="preserve"> capa</w:t>
             </w:r>
           </w:p>
         </w:tc>
@@ -993,7 +595,35 @@
                 <w:color w:val="A03020"/>
                 <w:sz w:val="18"/>
               </w:rPr>
-              <w:t>Conforme</w:t>
+              <w:t>WCAG2.1</w:t>
+            </w:r>
+            <w:r>
+              <w:rPr>
+                <w:rFonts w:ascii="Arial" w:hAnsi="Arial"/>
+                <w:b w:val="0"/>
+                <w:i w:val="0"/>
+                <w:sz w:val="20"/>
+              </w:rPr>
+              <w:t xml:space="preserve"> → </w:t>
+            </w:r>
+            <w:r>
+              <w:rPr>
+                <w:rFonts w:ascii="Consolas" w:hAnsi="Consolas"/>
+                <w:b w:val="0"/>
+                <w:i w:val="0"/>
+                <w:color w:val="A03020"/>
+                <w:sz w:val="18"/>
+              </w:rPr>
+              <w:t>WCAG 2.1</w:t>
+            </w:r>
+            <w:r>
+              <w:rPr>
+                <w:rFonts w:ascii="Arial" w:hAnsi="Arial"/>
+                <w:b w:val="0"/>
+                <w:i w:val="0"/>
+                <w:sz w:val="20"/>
+              </w:rPr>
+              <w:t>. A caixa foi dimensionada para o texto sem o espaço, então também se desligou a quebra de linha — senão "Maceió" caía para a segunda linha.</w:t>
             </w:r>
           </w:p>
         </w:tc>
@@ -1011,11 +641,145 @@
             <w:r>
               <w:rPr>
                 <w:rFonts w:ascii="Arial" w:hAnsi="Arial"/>
+                <w:b/>
+                <w:i w:val="0"/>
+                <w:sz w:val="20"/>
+              </w:rPr>
+              <w:t>5 e 6</w:t>
+            </w:r>
+            <w:r>
+              <w:rPr>
+                <w:rFonts w:ascii="Arial" w:hAnsi="Arial"/>
                 <w:b w:val="0"/>
                 <w:i w:val="0"/>
                 <w:sz w:val="20"/>
               </w:rPr>
-              <w:t>amarela</w:t>
+              <w:t xml:space="preserve"> checklist</w:t>
+            </w:r>
+          </w:p>
+        </w:tc>
+        <w:tc>
+          <w:tcPr>
+            <w:tcW w:type="dxa" w:w="4708"/>
+          </w:tcPr>
+          <w:p>
+            <w:pPr>
+              <w:spacing w:after="40" w:line="264" w:lineRule="auto"/>
+            </w:pPr>
+            <w:r/>
+            <w:r>
+              <w:rPr>
+                <w:rFonts w:ascii="Arial" w:hAnsi="Arial"/>
+                <w:b w:val="0"/>
+                <w:i w:val="0"/>
+                <w:sz w:val="20"/>
+              </w:rPr>
+              <w:t xml:space="preserve">Os 15 selos de situação estavam escritos </w:t>
+            </w:r>
+            <w:r>
+              <w:rPr>
+                <w:rFonts w:ascii="Arial" w:hAnsi="Arial"/>
+                <w:b/>
+                <w:i w:val="0"/>
+                <w:sz w:val="20"/>
+              </w:rPr>
+              <w:t>na mesma cor da pílula em que estão</w:t>
+            </w:r>
+            <w:r>
+              <w:rPr>
+                <w:rFonts w:ascii="Arial" w:hAnsi="Arial"/>
+                <w:b w:val="0"/>
+                <w:i w:val="0"/>
+                <w:sz w:val="20"/>
+              </w:rPr>
+              <w:t xml:space="preserve">: o texto existia, mas ninguém lia. Sobrava só a cor — que é a falha </w:t>
+            </w:r>
+            <w:r>
+              <w:rPr>
+                <w:rFonts w:ascii="Arial" w:hAnsi="Arial"/>
+                <w:b/>
+                <w:i w:val="0"/>
+                <w:sz w:val="20"/>
+              </w:rPr>
+              <w:t>1.4.1 Uso de cores</w:t>
+            </w:r>
+            <w:r>
+              <w:rPr>
+                <w:rFonts w:ascii="Arial" w:hAnsi="Arial"/>
+                <w:b w:val="0"/>
+                <w:i w:val="0"/>
+                <w:sz w:val="20"/>
+              </w:rPr>
+              <w:t xml:space="preserve">, a mesma que o deck acusa no banner do portal. Agora a palavra aparece em azul escuro sobre a pílula (9,7:1 no verde, 11,1:1 no amarelo, 6,3:1 no vermelho). De quebra, o </w:t>
+            </w:r>
+            <w:r>
+              <w:rPr>
+                <w:rFonts w:ascii="Consolas" w:hAnsi="Consolas"/>
+                <w:b w:val="0"/>
+                <w:i w:val="0"/>
+                <w:color w:val="A03020"/>
+                <w:sz w:val="18"/>
+              </w:rPr>
+              <w:t>Parc ial</w:t>
+            </w:r>
+            <w:r>
+              <w:rPr>
+                <w:rFonts w:ascii="Arial" w:hAnsi="Arial"/>
+                <w:b w:val="0"/>
+                <w:i w:val="0"/>
+                <w:sz w:val="20"/>
+              </w:rPr>
+              <w:t xml:space="preserve"> do item 1 virou </w:t>
+            </w:r>
+            <w:r>
+              <w:rPr>
+                <w:rFonts w:ascii="Consolas" w:hAnsi="Consolas"/>
+                <w:b w:val="0"/>
+                <w:i w:val="0"/>
+                <w:color w:val="A03020"/>
+                <w:sz w:val="18"/>
+              </w:rPr>
+              <w:t>Parcial</w:t>
+            </w:r>
+            <w:r>
+              <w:rPr>
+                <w:rFonts w:ascii="Arial" w:hAnsi="Arial"/>
+                <w:b w:val="0"/>
+                <w:i w:val="0"/>
+                <w:sz w:val="20"/>
+              </w:rPr>
+              <w:t>.</w:t>
+            </w:r>
+          </w:p>
+        </w:tc>
+      </w:tr>
+      <w:tr>
+        <w:tc>
+          <w:tcPr>
+            <w:tcW w:type="dxa" w:w="4708"/>
+          </w:tcPr>
+          <w:p>
+            <w:pPr>
+              <w:spacing w:after="40" w:line="264" w:lineRule="auto"/>
+            </w:pPr>
+            <w:r/>
+            <w:r>
+              <w:rPr>
+                <w:rFonts w:ascii="Arial" w:hAnsi="Arial"/>
+                <w:b/>
+                <w:i w:val="0"/>
+                <w:sz w:val="20"/>
+              </w:rPr>
+              <w:t>6</w:t>
+            </w:r>
+            <w:r>
+              <w:rPr>
+                <w:rFonts w:ascii="Arial" w:hAnsi="Arial"/>
+                <w:b w:val="0"/>
+                <w:i w:val="0"/>
+                <w:sz w:val="20"/>
+              </w:rPr>
+              <w:t xml:space="preserve"> item 9</w:t>
             </w:r>
           </w:p>
         </w:tc>
@@ -1036,7 +800,35 @@
                 <w:color w:val="A03020"/>
                 <w:sz w:val="18"/>
               </w:rPr>
-              <w:t>Parcial</w:t>
+              <w:t>Indicador de focovisível</w:t>
+            </w:r>
+            <w:r>
+              <w:rPr>
+                <w:rFonts w:ascii="Arial" w:hAnsi="Arial"/>
+                <w:b w:val="0"/>
+                <w:i w:val="0"/>
+                <w:sz w:val="20"/>
+              </w:rPr>
+              <w:t xml:space="preserve"> → </w:t>
+            </w:r>
+            <w:r>
+              <w:rPr>
+                <w:rFonts w:ascii="Consolas" w:hAnsi="Consolas"/>
+                <w:b w:val="0"/>
+                <w:i w:val="0"/>
+                <w:color w:val="A03020"/>
+                <w:sz w:val="18"/>
+              </w:rPr>
+              <w:t>Indicador de foco visível</w:t>
+            </w:r>
+            <w:r>
+              <w:rPr>
+                <w:rFonts w:ascii="Arial" w:hAnsi="Arial"/>
+                <w:b w:val="0"/>
+                <w:i w:val="0"/>
+                <w:sz w:val="20"/>
+              </w:rPr>
+              <w:t>.</w:t>
             </w:r>
           </w:p>
         </w:tc>
@@ -1054,11 +846,20 @@
             <w:r>
               <w:rPr>
                 <w:rFonts w:ascii="Arial" w:hAnsi="Arial"/>
+                <w:b/>
+                <w:i w:val="0"/>
+                <w:sz w:val="20"/>
+              </w:rPr>
+              <w:t>8</w:t>
+            </w:r>
+            <w:r>
+              <w:rPr>
+                <w:rFonts w:ascii="Arial" w:hAnsi="Arial"/>
                 <w:b w:val="0"/>
                 <w:i w:val="0"/>
                 <w:sz w:val="20"/>
               </w:rPr>
-              <w:t>vermelha</w:t>
+              <w:t xml:space="preserve"> contraste medido</w:t>
             </w:r>
           </w:p>
         </w:tc>
@@ -1073,13 +874,31 @@
             <w:r/>
             <w:r>
               <w:rPr>
+                <w:rFonts w:ascii="Arial" w:hAnsi="Arial"/>
+                <w:b w:val="0"/>
+                <w:i w:val="0"/>
+                <w:sz w:val="20"/>
+              </w:rPr>
+              <w:t xml:space="preserve">Sai a linha </w:t>
+            </w:r>
+            <w:r>
+              <w:rPr>
                 <w:rFonts w:ascii="Consolas" w:hAnsi="Consolas"/>
                 <w:b w:val="0"/>
                 <w:i w:val="0"/>
                 <w:color w:val="A03020"/>
                 <w:sz w:val="18"/>
               </w:rPr>
-              <w:t>Não conforme</w:t>
+              <w:t>4,0:1 · Barra do Governo Federal</w:t>
+            </w:r>
+            <w:r>
+              <w:rPr>
+                <w:rFonts w:ascii="Arial" w:hAnsi="Arial"/>
+                <w:b w:val="0"/>
+                <w:i w:val="0"/>
+                <w:sz w:val="20"/>
+              </w:rPr>
+              <w:t xml:space="preserve"> — esse cinza era o do bloco provisório, não o da barra. As outras quatro se redistribuem no mesmo espaço.</w:t>
             </w:r>
           </w:p>
         </w:tc>
@@ -1097,383 +916,11 @@
             <w:r>
               <w:rPr>
                 <w:rFonts w:ascii="Arial" w:hAnsi="Arial"/>
-                <w:b w:val="0"/>
-                <w:i w:val="0"/>
-                <w:sz w:val="20"/>
-              </w:rPr>
-              <w:t>cinza</w:t>
-            </w:r>
-          </w:p>
-        </w:tc>
-        <w:tc>
-          <w:tcPr>
-            <w:tcW w:type="dxa" w:w="4708"/>
-          </w:tcPr>
-          <w:p>
-            <w:pPr>
-              <w:spacing w:after="40" w:line="264" w:lineRule="auto"/>
-            </w:pPr>
-            <w:r/>
-            <w:r>
-              <w:rPr>
-                <w:rFonts w:ascii="Consolas" w:hAnsi="Consolas"/>
-                <w:b w:val="0"/>
-                <w:i w:val="0"/>
-                <w:color w:val="A03020"/>
-                <w:sz w:val="18"/>
-              </w:rPr>
-              <w:t>Não aplicável</w:t>
-            </w:r>
-          </w:p>
-        </w:tc>
-      </w:tr>
-    </w:tbl>
-    <w:p>
-      <w:pPr>
-        <w:spacing w:after="80"/>
-      </w:pPr>
-    </w:p>
-    <w:p>
-      <w:pPr>
-        <w:spacing w:before="0" w:after="120" w:line="312" w:lineRule="auto"/>
-        <w:ind w:left="0"/>
-        <w:jc w:val="both"/>
-      </w:pPr>
-      <w:r>
-        <w:rPr>
-          <w:rFonts w:ascii="Arial" w:hAnsi="Arial"/>
-          <w:b w:val="0"/>
-          <w:i w:val="0"/>
-          <w:sz w:val="22"/>
-        </w:rPr>
-        <w:t xml:space="preserve">Se não couber na largura atual, alargar a pílula ou abreviar para </w:t>
-      </w:r>
-      <w:r>
-        <w:rPr>
-          <w:rFonts w:ascii="Consolas" w:hAnsi="Consolas"/>
-          <w:b w:val="0"/>
-          <w:i w:val="0"/>
-          <w:color w:val="A03020"/>
-          <w:sz w:val="20"/>
-        </w:rPr>
-        <w:t>Conf.</w:t>
-      </w:r>
-      <w:r>
-        <w:rPr>
-          <w:rFonts w:ascii="Arial" w:hAnsi="Arial"/>
-          <w:b w:val="0"/>
-          <w:i w:val="0"/>
-          <w:sz w:val="22"/>
-        </w:rPr>
-        <w:t xml:space="preserve"> / </w:t>
-      </w:r>
-      <w:r>
-        <w:rPr>
-          <w:rFonts w:ascii="Consolas" w:hAnsi="Consolas"/>
-          <w:b w:val="0"/>
-          <w:i w:val="0"/>
-          <w:color w:val="A03020"/>
-          <w:sz w:val="20"/>
-        </w:rPr>
-        <w:t>Parc.</w:t>
-      </w:r>
-      <w:r>
-        <w:rPr>
-          <w:rFonts w:ascii="Arial" w:hAnsi="Arial"/>
-          <w:b w:val="0"/>
-          <w:i w:val="0"/>
-          <w:sz w:val="22"/>
-        </w:rPr>
-        <w:t xml:space="preserve"> / </w:t>
-      </w:r>
-      <w:r>
-        <w:rPr>
-          <w:rFonts w:ascii="Consolas" w:hAnsi="Consolas"/>
-          <w:b w:val="0"/>
-          <w:i w:val="0"/>
-          <w:color w:val="A03020"/>
-          <w:sz w:val="20"/>
-        </w:rPr>
-        <w:t>Não conf.</w:t>
-      </w:r>
-      <w:r>
-        <w:rPr>
-          <w:rFonts w:ascii="Arial" w:hAnsi="Arial"/>
-          <w:b w:val="0"/>
-          <w:i w:val="0"/>
-          <w:sz w:val="22"/>
-        </w:rPr>
-        <w:t xml:space="preserve"> / </w:t>
-      </w:r>
-      <w:r>
-        <w:rPr>
-          <w:rFonts w:ascii="Consolas" w:hAnsi="Consolas"/>
-          <w:b w:val="0"/>
-          <w:i w:val="0"/>
-          <w:color w:val="A03020"/>
-          <w:sz w:val="20"/>
-        </w:rPr>
-        <w:t>N/A</w:t>
-      </w:r>
-      <w:r>
-        <w:rPr>
-          <w:rFonts w:ascii="Arial" w:hAnsi="Arial"/>
-          <w:b w:val="0"/>
-          <w:i w:val="0"/>
-          <w:sz w:val="22"/>
-        </w:rPr>
-        <w:t xml:space="preserve">. Se preferir símbolo a palavra, use </w:t>
-      </w:r>
-      <w:r>
-        <w:rPr>
-          <w:rFonts w:ascii="Consolas" w:hAnsi="Consolas"/>
-          <w:b w:val="0"/>
-          <w:i w:val="0"/>
-          <w:color w:val="A03020"/>
-          <w:sz w:val="20"/>
-        </w:rPr>
-        <w:t>+</w:t>
-      </w:r>
-      <w:r>
-        <w:rPr>
-          <w:rFonts w:ascii="Arial" w:hAnsi="Arial"/>
-          <w:b w:val="0"/>
-          <w:i w:val="0"/>
-          <w:sz w:val="22"/>
-        </w:rPr>
-        <w:t xml:space="preserve"> </w:t>
-      </w:r>
-      <w:r>
-        <w:rPr>
-          <w:rFonts w:ascii="Consolas" w:hAnsi="Consolas"/>
-          <w:b w:val="0"/>
-          <w:i w:val="0"/>
-          <w:color w:val="A03020"/>
-          <w:sz w:val="20"/>
-        </w:rPr>
-        <w:t>~</w:t>
-      </w:r>
-      <w:r>
-        <w:rPr>
-          <w:rFonts w:ascii="Arial" w:hAnsi="Arial"/>
-          <w:b w:val="0"/>
-          <w:i w:val="0"/>
-          <w:sz w:val="22"/>
-        </w:rPr>
-        <w:t xml:space="preserve"> </w:t>
-      </w:r>
-      <w:r>
-        <w:rPr>
-          <w:rFonts w:ascii="Consolas" w:hAnsi="Consolas"/>
-          <w:b w:val="0"/>
-          <w:i w:val="0"/>
-          <w:color w:val="A03020"/>
-          <w:sz w:val="20"/>
-        </w:rPr>
-        <w:t>×</w:t>
-      </w:r>
-      <w:r>
-        <w:rPr>
-          <w:rFonts w:ascii="Arial" w:hAnsi="Arial"/>
-          <w:b w:val="0"/>
-          <w:i w:val="0"/>
-          <w:sz w:val="22"/>
-        </w:rPr>
-        <w:t xml:space="preserve"> </w:t>
-      </w:r>
-      <w:r>
-        <w:rPr>
-          <w:rFonts w:ascii="Consolas" w:hAnsi="Consolas"/>
-          <w:b w:val="0"/>
-          <w:i w:val="0"/>
-          <w:color w:val="A03020"/>
-          <w:sz w:val="20"/>
-        </w:rPr>
-        <w:t>–</w:t>
-      </w:r>
-      <w:r>
-        <w:rPr>
-          <w:rFonts w:ascii="Arial" w:hAnsi="Arial"/>
-          <w:b w:val="0"/>
-          <w:i w:val="0"/>
-          <w:sz w:val="22"/>
-        </w:rPr>
-        <w:t xml:space="preserve"> — o Noto Sans, que é a fonte do deck, </w:t>
-      </w:r>
-      <w:r>
-        <w:rPr>
-          <w:rFonts w:ascii="Arial" w:hAnsi="Arial"/>
-          <w:b/>
-          <w:i w:val="0"/>
-          <w:sz w:val="22"/>
-        </w:rPr>
-        <w:t>não tem</w:t>
-      </w:r>
-      <w:r>
-        <w:rPr>
-          <w:rFonts w:ascii="Arial" w:hAnsi="Arial"/>
-          <w:b w:val="0"/>
-          <w:i w:val="0"/>
-          <w:sz w:val="22"/>
-        </w:rPr>
-        <w:t xml:space="preserve"> os glifos ✓ e ✗, e eles sairiam de outra fonte ou como quadrado vazio.</w:t>
-      </w:r>
-    </w:p>
-    <w:p>
-      <w:pPr>
-        <w:spacing w:before="0" w:after="120" w:line="312" w:lineRule="auto"/>
-        <w:ind w:left="0"/>
-        <w:jc w:val="both"/>
-      </w:pPr>
-      <w:r>
-        <w:rPr>
-          <w:rFonts w:ascii="Arial" w:hAnsi="Arial"/>
-          <w:b w:val="0"/>
-          <w:i w:val="0"/>
-          <w:sz w:val="22"/>
-        </w:rPr>
-        <w:t xml:space="preserve">Vale dizer isso na apresentação: </w:t>
-      </w:r>
-      <w:r>
-        <w:rPr>
-          <w:rFonts w:ascii="Arial" w:hAnsi="Arial"/>
-          <w:b w:val="0"/>
-          <w:i/>
-          <w:sz w:val="22"/>
-        </w:rPr>
-        <w:t>"corrigimos no nosso próprio slide a falha que estávamos apontando no portal."</w:t>
-      </w:r>
-    </w:p>
-    <w:p>
-      <w:pPr>
-        <w:spacing w:after="160"/>
-        <w:pBdr>
-          <w:bottom w:val="single" w:sz="6" w:color="BBBBBB"/>
-        </w:pBdr>
-      </w:pPr>
-    </w:p>
-    <w:p>
-      <w:pPr>
-        <w:spacing w:before="280" w:after="120" w:line="312" w:lineRule="auto"/>
-        <w:ind w:left="0"/>
-        <w:jc w:val="both"/>
-      </w:pPr>
-      <w:r>
-        <w:rPr>
-          <w:rFonts w:ascii="Arial" w:hAnsi="Arial"/>
-          <w:b/>
-          <w:i w:val="0"/>
-          <w:sz w:val="28"/>
-        </w:rPr>
-        <w:t>Slide 9 — "07 · MOBILE"</w:t>
-      </w:r>
-    </w:p>
-    <w:p>
-      <w:pPr>
-        <w:spacing w:before="0" w:after="120" w:line="312" w:lineRule="auto"/>
-        <w:ind w:left="0"/>
-        <w:jc w:val="both"/>
-      </w:pPr>
-      <w:r>
-        <w:rPr>
-          <w:rFonts w:ascii="Arial" w:hAnsi="Arial"/>
-          <w:b w:val="0"/>
-          <w:i w:val="0"/>
-          <w:sz w:val="22"/>
-        </w:rPr>
-        <w:t>O painel da esquerda inteiro fala do reflow, que não é mais falha. E a imagem dele é a foto de outro slide, ilegível no tamanho em que está.</w:t>
-      </w:r>
-    </w:p>
-    <w:p>
-      <w:pPr>
-        <w:spacing w:before="0" w:after="120" w:line="312" w:lineRule="auto"/>
-        <w:ind w:left="0"/>
-        <w:jc w:val="both"/>
-      </w:pPr>
-      <w:r>
-        <w:rPr>
-          <w:rFonts w:ascii="Arial" w:hAnsi="Arial"/>
-          <w:b/>
-          <w:i w:val="0"/>
-          <w:sz w:val="22"/>
-        </w:rPr>
-        <w:t>Bloco de números, à direita:</w:t>
-      </w:r>
-    </w:p>
-    <w:tbl>
-      <w:tblPr>
-        <w:tblStyle w:val="TableGrid"/>
-        <w:tblW w:type="auto" w:w="0"/>
-        <w:jc w:val="center"/>
-        <w:tblLook w:firstColumn="1" w:firstRow="1" w:lastColumn="0" w:lastRow="0" w:noHBand="0" w:noVBand="1" w:val="04A0"/>
-      </w:tblPr>
-      <w:tblGrid>
-        <w:gridCol w:w="4708"/>
-        <w:gridCol w:w="4708"/>
-      </w:tblGrid>
-      <w:tr>
-        <w:tc>
-          <w:tcPr>
-            <w:tcW w:type="dxa" w:w="4708"/>
-            <w:shd w:val="clear" w:fill="DDDDDD"/>
-          </w:tcPr>
-          <w:p>
-            <w:pPr>
-              <w:spacing w:after="40"/>
-            </w:pPr>
-            <w:r/>
-            <w:r>
-              <w:rPr>
-                <w:rFonts w:ascii="Arial" w:hAnsi="Arial"/>
                 <w:b/>
                 <w:i w:val="0"/>
                 <w:sz w:val="20"/>
               </w:rPr>
-              <w:t>Está</w:t>
-            </w:r>
-          </w:p>
-        </w:tc>
-        <w:tc>
-          <w:tcPr>
-            <w:tcW w:type="dxa" w:w="4708"/>
-            <w:shd w:val="clear" w:fill="DDDDDD"/>
-          </w:tcPr>
-          <w:p>
-            <w:pPr>
-              <w:spacing w:after="40"/>
-            </w:pPr>
-            <w:r/>
-            <w:r>
-              <w:rPr>
-                <w:rFonts w:ascii="Arial" w:hAnsi="Arial"/>
-                <w:b/>
-                <w:i w:val="0"/>
-                <w:sz w:val="20"/>
-              </w:rPr>
-              <w:t>Fica</w:t>
-            </w:r>
-          </w:p>
-        </w:tc>
-      </w:tr>
-      <w:tr>
-        <w:tc>
-          <w:tcPr>
-            <w:tcW w:type="dxa" w:w="4708"/>
-          </w:tcPr>
-          <w:p>
-            <w:pPr>
-              <w:spacing w:after="40" w:line="264" w:lineRule="auto"/>
-            </w:pPr>
-            <w:r/>
-            <w:r>
-              <w:rPr>
-                <w:rFonts w:ascii="Consolas" w:hAnsi="Consolas"/>
-                <w:b w:val="0"/>
-                <w:i w:val="0"/>
-                <w:color w:val="A03020"/>
-                <w:sz w:val="18"/>
-              </w:rPr>
-              <w:t>23</w:t>
+              <w:t>9</w:t>
             </w:r>
             <w:r>
               <w:rPr>
@@ -1482,42 +929,10 @@
                 <w:i w:val="0"/>
                 <w:sz w:val="20"/>
               </w:rPr>
-              <w:t xml:space="preserve"> alvos &lt; 24×24 px</w:t>
+              <w:t xml:space="preserve"> mobile</w:t>
             </w:r>
           </w:p>
         </w:tc>
-        <w:tc>
-          <w:tcPr>
-            <w:tcW w:type="dxa" w:w="4708"/>
-          </w:tcPr>
-          <w:p>
-            <w:pPr>
-              <w:spacing w:after="40" w:line="264" w:lineRule="auto"/>
-            </w:pPr>
-            <w:r/>
-            <w:r>
-              <w:rPr>
-                <w:rFonts w:ascii="Consolas" w:hAnsi="Consolas"/>
-                <w:b w:val="0"/>
-                <w:i w:val="0"/>
-                <w:color w:val="A03020"/>
-                <w:sz w:val="18"/>
-              </w:rPr>
-              <w:t>23 de 58</w:t>
-            </w:r>
-            <w:r>
-              <w:rPr>
-                <w:rFonts w:ascii="Arial" w:hAnsi="Arial"/>
-                <w:b w:val="0"/>
-                <w:i w:val="0"/>
-                <w:sz w:val="20"/>
-              </w:rPr>
-              <w:t xml:space="preserve"> alvos &lt; 24×24 px</w:t>
-            </w:r>
-          </w:p>
-        </w:tc>
-      </w:tr>
-      <w:tr>
         <w:tc>
           <w:tcPr>
             <w:tcW w:type="dxa" w:w="4708"/>
@@ -1544,19 +959,8 @@
                 <w:i w:val="0"/>
                 <w:sz w:val="20"/>
               </w:rPr>
-              <w:t xml:space="preserve"> reprovações de contraste confirmadas</w:t>
+              <w:t xml:space="preserve"> → </w:t>
             </w:r>
-          </w:p>
-        </w:tc>
-        <w:tc>
-          <w:tcPr>
-            <w:tcW w:type="dxa" w:w="4708"/>
-          </w:tcPr>
-          <w:p>
-            <w:pPr>
-              <w:spacing w:after="40" w:line="264" w:lineRule="auto"/>
-            </w:pPr>
-            <w:r/>
             <w:r>
               <w:rPr>
                 <w:rFonts w:ascii="Consolas" w:hAnsi="Consolas"/>
@@ -1574,7 +978,63 @@
                 <w:i w:val="0"/>
                 <w:sz w:val="20"/>
               </w:rPr>
-              <w:t xml:space="preserve"> reprovações de contraste confirmadas</w:t>
+              <w:t xml:space="preserve"> reprovações. </w:t>
+            </w:r>
+            <w:r>
+              <w:rPr>
+                <w:rFonts w:ascii="Consolas" w:hAnsi="Consolas"/>
+                <w:b w:val="0"/>
+                <w:i w:val="0"/>
+                <w:color w:val="A03020"/>
+                <w:sz w:val="18"/>
+              </w:rPr>
+              <w:t>alvos &lt; 24×24 px</w:t>
+            </w:r>
+            <w:r>
+              <w:rPr>
+                <w:rFonts w:ascii="Arial" w:hAnsi="Arial"/>
+                <w:b w:val="0"/>
+                <w:i w:val="0"/>
+                <w:sz w:val="20"/>
+              </w:rPr>
+              <w:t xml:space="preserve"> → </w:t>
+            </w:r>
+            <w:r>
+              <w:rPr>
+                <w:rFonts w:ascii="Consolas" w:hAnsi="Consolas"/>
+                <w:b w:val="0"/>
+                <w:i w:val="0"/>
+                <w:color w:val="A03020"/>
+                <w:sz w:val="18"/>
+              </w:rPr>
+              <w:t>de 58 alvos &lt; 24×24 px</w:t>
+            </w:r>
+            <w:r>
+              <w:rPr>
+                <w:rFonts w:ascii="Arial" w:hAnsi="Arial"/>
+                <w:b w:val="0"/>
+                <w:i w:val="0"/>
+                <w:sz w:val="20"/>
+              </w:rPr>
+              <w:t xml:space="preserve">. O painel da esquerda, que era todo sobre o reflow e trazia a foto de outro slide, dá lugar à </w:t>
+            </w:r>
+            <w:r>
+              <w:rPr>
+                <w:rFonts w:ascii="Arial" w:hAnsi="Arial"/>
+                <w:b/>
+                <w:i w:val="0"/>
+                <w:sz w:val="20"/>
+              </w:rPr>
+              <w:t>tarefa complementar com TalkBack</w:t>
+            </w:r>
+            <w:r>
+              <w:rPr>
+                <w:rFonts w:ascii="Arial" w:hAnsi="Arial"/>
+                <w:b w:val="0"/>
+                <w:i w:val="0"/>
+                <w:sz w:val="20"/>
+              </w:rPr>
+              <w:t xml:space="preserve"> — que o enunciado pede e que não tinha slide nenhum. Título do slide ajustado ao novo conteúdo.</w:t>
             </w:r>
           </w:p>
         </w:tc>
@@ -1591,13 +1051,12 @@
             <w:r/>
             <w:r>
               <w:rPr>
-                <w:rFonts w:ascii="Consolas" w:hAnsi="Consolas"/>
-                <w:b w:val="0"/>
+                <w:rFonts w:ascii="Arial" w:hAnsi="Arial"/>
+                <w:b/>
                 <w:i w:val="0"/>
-                <w:color w:val="A03020"/>
-                <w:sz w:val="18"/>
+                <w:sz w:val="20"/>
               </w:rPr>
-              <w:t>1,66:1</w:t>
+              <w:t>11</w:t>
             </w:r>
             <w:r>
               <w:rPr>
@@ -1606,7 +1065,7 @@
                 <w:i w:val="0"/>
                 <w:sz w:val="20"/>
               </w:rPr>
-              <w:t xml:space="preserve"> pior razão de contraste</w:t>
+              <w:t xml:space="preserve"> Nível A</w:t>
             </w:r>
           </w:p>
         </w:tc>
@@ -1623,10 +1082,66 @@
               <w:rPr>
                 <w:rFonts w:ascii="Arial" w:hAnsi="Arial"/>
                 <w:b w:val="0"/>
-                <w:i/>
+                <w:i w:val="0"/>
                 <w:sz w:val="20"/>
               </w:rPr>
-              <w:t>(mantém)</w:t>
+              <w:t xml:space="preserve">Entra o </w:t>
+            </w:r>
+            <w:r>
+              <w:rPr>
+                <w:rFonts w:ascii="Arial" w:hAnsi="Arial"/>
+                <w:b/>
+                <w:i w:val="0"/>
+                <w:sz w:val="20"/>
+              </w:rPr>
+              <w:t>1.3.1 Informações e relações</w:t>
+            </w:r>
+            <w:r>
+              <w:rPr>
+                <w:rFonts w:ascii="Arial" w:hAnsi="Arial"/>
+                <w:b w:val="0"/>
+                <w:i w:val="0"/>
+                <w:sz w:val="20"/>
+              </w:rPr>
+              <w:t xml:space="preserve"> (página de contato sem cabeçalho algum), que já constava como "Não conforme" no item 2 do checklist e não aparecia aqui. Três linhas, em ordem numérica. </w:t>
+            </w:r>
+            <w:r>
+              <w:rPr>
+                <w:rFonts w:ascii="Consolas" w:hAnsi="Consolas"/>
+                <w:b w:val="0"/>
+                <w:i w:val="0"/>
+                <w:color w:val="A03020"/>
+                <w:sz w:val="18"/>
+              </w:rPr>
+              <w:t>Banner avançaacada 4s</w:t>
+            </w:r>
+            <w:r>
+              <w:rPr>
+                <w:rFonts w:ascii="Arial" w:hAnsi="Arial"/>
+                <w:b w:val="0"/>
+                <w:i w:val="0"/>
+                <w:sz w:val="20"/>
+              </w:rPr>
+              <w:t xml:space="preserve"> → </w:t>
+            </w:r>
+            <w:r>
+              <w:rPr>
+                <w:rFonts w:ascii="Consolas" w:hAnsi="Consolas"/>
+                <w:b w:val="0"/>
+                <w:i w:val="0"/>
+                <w:color w:val="A03020"/>
+                <w:sz w:val="18"/>
+              </w:rPr>
+              <w:t>Banner avança a cada 4 s</w:t>
+            </w:r>
+            <w:r>
+              <w:rPr>
+                <w:rFonts w:ascii="Arial" w:hAnsi="Arial"/>
+                <w:b w:val="0"/>
+                <w:i w:val="0"/>
+                <w:sz w:val="20"/>
+              </w:rPr>
+              <w:t>.</w:t>
             </w:r>
           </w:p>
         </w:tc>
@@ -1643,13 +1158,12 @@
             <w:r/>
             <w:r>
               <w:rPr>
-                <w:rFonts w:ascii="Consolas" w:hAnsi="Consolas"/>
-                <w:b w:val="0"/>
+                <w:rFonts w:ascii="Arial" w:hAnsi="Arial"/>
+                <w:b/>
                 <w:i w:val="0"/>
-                <w:color w:val="A03020"/>
-                <w:sz w:val="18"/>
+                <w:sz w:val="20"/>
               </w:rPr>
-              <w:t>412×915</w:t>
+              <w:t>11</w:t>
             </w:r>
             <w:r>
               <w:rPr>
@@ -1658,7 +1172,7 @@
                 <w:i w:val="0"/>
                 <w:sz w:val="20"/>
               </w:rPr>
-              <w:t xml:space="preserve"> viewport do Pixel 7 emulado</w:t>
+              <w:t xml:space="preserve"> Nível AA</w:t>
             </w:r>
           </w:p>
         </w:tc>
@@ -1675,455 +1189,11 @@
               <w:rPr>
                 <w:rFonts w:ascii="Arial" w:hAnsi="Arial"/>
                 <w:b w:val="0"/>
-                <w:i/>
+                <w:i w:val="0"/>
                 <w:sz w:val="20"/>
               </w:rPr>
-              <w:t>(mantém)</w:t>
+              <w:t xml:space="preserve">Sai a linha do </w:t>
             </w:r>
-          </w:p>
-        </w:tc>
-      </w:tr>
-    </w:tbl>
-    <w:p>
-      <w:pPr>
-        <w:spacing w:after="80"/>
-      </w:pPr>
-    </w:p>
-    <w:p>
-      <w:pPr>
-        <w:spacing w:before="0" w:after="120" w:line="312" w:lineRule="auto"/>
-        <w:ind w:left="0"/>
-        <w:jc w:val="both"/>
-      </w:pPr>
-      <w:r>
-        <w:rPr>
-          <w:rFonts w:ascii="Arial" w:hAnsi="Arial"/>
-          <w:b/>
-          <w:i w:val="0"/>
-          <w:sz w:val="22"/>
-        </w:rPr>
-        <w:t>Painel da esquerda — trocar todo o conteúdo.</w:t>
-      </w:r>
-      <w:r>
-        <w:rPr>
-          <w:rFonts w:ascii="Arial" w:hAnsi="Arial"/>
-          <w:b w:val="0"/>
-          <w:i w:val="0"/>
-          <w:sz w:val="22"/>
-        </w:rPr>
-        <w:t xml:space="preserve"> O destaque atual</w:t>
-      </w:r>
-    </w:p>
-    <w:p>
-      <w:pPr>
-        <w:spacing w:before="0" w:after="120" w:line="312" w:lineRule="auto"/>
-        <w:ind w:left="340"/>
-        <w:jc w:val="both"/>
-      </w:pPr>
-      <w:r>
-        <w:rPr>
-          <w:rFonts w:ascii="Arial" w:hAnsi="Arial"/>
-          <w:b/>
-          <w:i w:val="0"/>
-          <w:color w:val="444444"/>
-          <w:sz w:val="20"/>
-        </w:rPr>
-        <w:t>330 px de conteúdo</w:t>
-      </w:r>
-      <w:r>
-        <w:rPr>
-          <w:rFonts w:ascii="Arial" w:hAnsi="Arial"/>
-          <w:b w:val="0"/>
-          <w:i w:val="0"/>
-          <w:color w:val="444444"/>
-          <w:sz w:val="20"/>
-        </w:rPr>
-        <w:t xml:space="preserve"> / em uma tela de 320 px → rolagem horizontal</w:t>
-      </w:r>
-    </w:p>
-    <w:p>
-      <w:pPr>
-        <w:spacing w:before="0" w:after="120" w:line="312" w:lineRule="auto"/>
-        <w:ind w:left="0"/>
-        <w:jc w:val="both"/>
-      </w:pPr>
-      <w:r>
-        <w:rPr>
-          <w:rFonts w:ascii="Arial" w:hAnsi="Arial"/>
-          <w:b w:val="0"/>
-          <w:i w:val="0"/>
-          <w:sz w:val="22"/>
-        </w:rPr>
-        <w:t xml:space="preserve">sai. O lugar é o melhor do deck para receber o que hoje não tem slide nenhum: </w:t>
-      </w:r>
-      <w:r>
-        <w:rPr>
-          <w:rFonts w:ascii="Arial" w:hAnsi="Arial"/>
-          <w:b/>
-          <w:i w:val="0"/>
-          <w:sz w:val="22"/>
-        </w:rPr>
-        <w:t>a tarefa complementar</w:t>
-      </w:r>
-      <w:r>
-        <w:rPr>
-          <w:rFonts w:ascii="Arial" w:hAnsi="Arial"/>
-          <w:b w:val="0"/>
-          <w:i w:val="0"/>
-          <w:sz w:val="22"/>
-        </w:rPr>
-        <w:t>, que o enunciado pede explicitamente. Sugestão de texto:</w:t>
-      </w:r>
-    </w:p>
-    <w:p>
-      <w:pPr>
-        <w:spacing w:before="0" w:after="120" w:line="312" w:lineRule="auto"/>
-        <w:ind w:left="340"/>
-        <w:jc w:val="both"/>
-      </w:pPr>
-      <w:r>
-        <w:rPr>
-          <w:rFonts w:ascii="Arial" w:hAnsi="Arial"/>
-          <w:b/>
-          <w:i w:val="0"/>
-          <w:color w:val="444444"/>
-          <w:sz w:val="20"/>
-        </w:rPr>
-        <w:t>TAREFA COMPLEMENTAR · TALKBACK</w:t>
-      </w:r>
-      <w:r>
-        <w:rPr>
-          <w:rFonts w:ascii="Arial" w:hAnsi="Arial"/>
-          <w:b w:val="0"/>
-          <w:i w:val="0"/>
-          <w:color w:val="444444"/>
-          <w:sz w:val="20"/>
-        </w:rPr>
-        <w:t xml:space="preserve"> Samsung Galaxy A15 5G · Android 16 Tarefa: encontrar o primeiro edital aberto do campus.</w:t>
-      </w:r>
-    </w:p>
-    <w:p>
-      <w:pPr>
-        <w:spacing w:before="0" w:after="120" w:line="312" w:lineRule="auto"/>
-        <w:ind w:left="0"/>
-        <w:jc w:val="both"/>
-      </w:pPr>
-      <w:r>
-        <w:rPr>
-          <w:rFonts w:ascii="Arial" w:hAnsi="Arial"/>
-          <w:b w:val="0"/>
-          <w:i w:val="0"/>
-          <w:sz w:val="22"/>
-        </w:rPr>
-        <w:t>&gt;</w:t>
-      </w:r>
-    </w:p>
-    <w:p>
-      <w:pPr>
-        <w:spacing w:before="0" w:after="120" w:line="312" w:lineRule="auto"/>
-        <w:ind w:left="340"/>
-        <w:jc w:val="both"/>
-      </w:pPr>
-      <w:r>
-        <w:rPr>
-          <w:rFonts w:ascii="Arial" w:hAnsi="Arial"/>
-          <w:b/>
-          <w:i w:val="0"/>
-          <w:color w:val="444444"/>
-          <w:sz w:val="20"/>
-        </w:rPr>
-        <w:t>1ª tentativa abandonada aos 12 min 4 s.</w:t>
-      </w:r>
-      <w:r>
-        <w:rPr>
-          <w:rFonts w:ascii="Arial" w:hAnsi="Arial"/>
-          <w:b w:val="0"/>
-          <w:i w:val="0"/>
-          <w:color w:val="444444"/>
-          <w:sz w:val="20"/>
-        </w:rPr>
-        <w:t xml:space="preserve"> 2ª concluída em 10 min 16 s.</w:t>
-      </w:r>
-    </w:p>
-    <w:p>
-      <w:pPr>
-        <w:spacing w:before="0" w:after="120" w:line="312" w:lineRule="auto"/>
-        <w:ind w:left="0"/>
-        <w:jc w:val="both"/>
-      </w:pPr>
-      <w:r>
-        <w:rPr>
-          <w:rFonts w:ascii="Arial" w:hAnsi="Arial"/>
-          <w:b w:val="0"/>
-          <w:i w:val="0"/>
-          <w:sz w:val="22"/>
-        </w:rPr>
-        <w:t>&gt;</w:t>
-      </w:r>
-    </w:p>
-    <w:p>
-      <w:pPr>
-        <w:spacing w:before="0" w:after="120" w:line="312" w:lineRule="auto"/>
-        <w:ind w:left="340"/>
-        <w:jc w:val="both"/>
-      </w:pPr>
-      <w:r>
-        <w:rPr>
-          <w:rFonts w:ascii="Arial" w:hAnsi="Arial"/>
-          <w:b w:val="0"/>
-          <w:i w:val="0"/>
-          <w:color w:val="444444"/>
-          <w:sz w:val="20"/>
-        </w:rPr>
-        <w:t>Do portal: a quantidade de elementos a percorrer até o edital e a sequência de leitura pouco coerente com a organização visual — 1.3.2 e 2.4.3.</w:t>
-      </w:r>
-    </w:p>
-    <w:p>
-      <w:pPr>
-        <w:spacing w:before="0" w:after="120" w:line="312" w:lineRule="auto"/>
-        <w:ind w:left="0"/>
-        <w:jc w:val="both"/>
-      </w:pPr>
-      <w:r>
-        <w:rPr>
-          <w:rFonts w:ascii="Arial" w:hAnsi="Arial"/>
-          <w:b w:val="0"/>
-          <w:i w:val="0"/>
-          <w:sz w:val="22"/>
-        </w:rPr>
-        <w:t xml:space="preserve">Ao apresentar, </w:t>
-      </w:r>
-      <w:r>
-        <w:rPr>
-          <w:rFonts w:ascii="Arial" w:hAnsi="Arial"/>
-          <w:b/>
-          <w:i w:val="0"/>
-          <w:sz w:val="22"/>
-        </w:rPr>
-        <w:t>não narrar em primeira pessoa</w:t>
-      </w:r>
-      <w:r>
-        <w:rPr>
-          <w:rFonts w:ascii="Arial" w:hAnsi="Arial"/>
-          <w:b w:val="0"/>
-          <w:i w:val="0"/>
-          <w:sz w:val="22"/>
-        </w:rPr>
-        <w:t xml:space="preserve">: o teste foi executado por um integrante e o relatório o registra como da equipe. Dizer </w:t>
-      </w:r>
-      <w:r>
-        <w:rPr>
-          <w:rFonts w:ascii="Arial" w:hAnsi="Arial"/>
-          <w:b w:val="0"/>
-          <w:i/>
-          <w:sz w:val="22"/>
-        </w:rPr>
-        <w:t>"a equipe executou"</w:t>
-      </w:r>
-      <w:r>
-        <w:rPr>
-          <w:rFonts w:ascii="Arial" w:hAnsi="Arial"/>
-          <w:b w:val="0"/>
-          <w:i w:val="0"/>
-          <w:sz w:val="22"/>
-        </w:rPr>
-        <w:t xml:space="preserve"> e descrever o observado.</w:t>
-      </w:r>
-    </w:p>
-    <w:p>
-      <w:pPr>
-        <w:spacing w:after="160"/>
-        <w:pBdr>
-          <w:bottom w:val="single" w:sz="6" w:color="BBBBBB"/>
-        </w:pBdr>
-      </w:pPr>
-    </w:p>
-    <w:p>
-      <w:pPr>
-        <w:spacing w:before="280" w:after="120" w:line="312" w:lineRule="auto"/>
-        <w:ind w:left="0"/>
-        <w:jc w:val="both"/>
-      </w:pPr>
-      <w:r>
-        <w:rPr>
-          <w:rFonts w:ascii="Arial" w:hAnsi="Arial"/>
-          <w:b/>
-          <w:i w:val="0"/>
-          <w:sz w:val="28"/>
-        </w:rPr>
-        <w:t>Slide 11 — "09 · CONFORMIDADE"</w:t>
-      </w:r>
-    </w:p>
-    <w:p>
-      <w:pPr>
-        <w:spacing w:before="200" w:after="80" w:line="312" w:lineRule="auto"/>
-        <w:ind w:left="0"/>
-        <w:jc w:val="both"/>
-      </w:pPr>
-      <w:r>
-        <w:rPr>
-          <w:rFonts w:ascii="Arial" w:hAnsi="Arial"/>
-          <w:b/>
-          <w:i w:val="0"/>
-          <w:sz w:val="24"/>
-        </w:rPr>
-        <w:t>Coluna NÍVEL A — acrescentar uma falha</w:t>
-      </w:r>
-    </w:p>
-    <w:p>
-      <w:pPr>
-        <w:spacing w:before="0" w:after="120" w:line="312" w:lineRule="auto"/>
-        <w:ind w:left="0"/>
-        <w:jc w:val="both"/>
-      </w:pPr>
-      <w:r>
-        <w:rPr>
-          <w:rFonts w:ascii="Arial" w:hAnsi="Arial"/>
-          <w:b w:val="0"/>
-          <w:i w:val="0"/>
-          <w:sz w:val="22"/>
-        </w:rPr>
-        <w:t>Hoje a coluna tem duas entradas e sobra espaço em branco embaixo. Falta a terceira, que já está no checklist do slide 6 como "Não conforme" (item 2, critério 1.3.1):</w:t>
-      </w:r>
-    </w:p>
-    <w:p>
-      <w:pPr>
-        <w:spacing w:before="0" w:after="120" w:line="312" w:lineRule="auto"/>
-        <w:ind w:left="340"/>
-        <w:jc w:val="both"/>
-      </w:pPr>
-      <w:r>
-        <w:rPr>
-          <w:rFonts w:ascii="Arial" w:hAnsi="Arial"/>
-          <w:b/>
-          <w:i w:val="0"/>
-          <w:color w:val="444444"/>
-          <w:sz w:val="20"/>
-        </w:rPr>
-        <w:t>1.3.1</w:t>
-      </w:r>
-      <w:r>
-        <w:rPr>
-          <w:rFonts w:ascii="Arial" w:hAnsi="Arial"/>
-          <w:b w:val="0"/>
-          <w:i w:val="0"/>
-          <w:color w:val="444444"/>
-          <w:sz w:val="20"/>
-        </w:rPr>
-        <w:t xml:space="preserve">  Informações e relações Página de contato sem cabeçalho algum</w:t>
-      </w:r>
-    </w:p>
-    <w:p>
-      <w:pPr>
-        <w:spacing w:before="0" w:after="120" w:line="312" w:lineRule="auto"/>
-        <w:ind w:left="0"/>
-        <w:jc w:val="both"/>
-      </w:pPr>
-      <w:r>
-        <w:rPr>
-          <w:rFonts w:ascii="Arial" w:hAnsi="Arial"/>
-          <w:b w:val="0"/>
-          <w:i w:val="0"/>
-          <w:sz w:val="22"/>
-        </w:rPr>
-        <w:t xml:space="preserve">Ordem sugerida: </w:t>
-      </w:r>
-      <w:r>
-        <w:rPr>
-          <w:rFonts w:ascii="Consolas" w:hAnsi="Consolas"/>
-          <w:b w:val="0"/>
-          <w:i w:val="0"/>
-          <w:color w:val="A03020"/>
-          <w:sz w:val="20"/>
-        </w:rPr>
-        <w:t>1.3.1</w:t>
-      </w:r>
-      <w:r>
-        <w:rPr>
-          <w:rFonts w:ascii="Arial" w:hAnsi="Arial"/>
-          <w:b w:val="0"/>
-          <w:i w:val="0"/>
-          <w:sz w:val="22"/>
-        </w:rPr>
-        <w:t xml:space="preserve">, </w:t>
-      </w:r>
-      <w:r>
-        <w:rPr>
-          <w:rFonts w:ascii="Consolas" w:hAnsi="Consolas"/>
-          <w:b w:val="0"/>
-          <w:i w:val="0"/>
-          <w:color w:val="A03020"/>
-          <w:sz w:val="20"/>
-        </w:rPr>
-        <w:t>1.4.1</w:t>
-      </w:r>
-      <w:r>
-        <w:rPr>
-          <w:rFonts w:ascii="Arial" w:hAnsi="Arial"/>
-          <w:b w:val="0"/>
-          <w:i w:val="0"/>
-          <w:sz w:val="22"/>
-        </w:rPr>
-        <w:t xml:space="preserve">, </w:t>
-      </w:r>
-      <w:r>
-        <w:rPr>
-          <w:rFonts w:ascii="Consolas" w:hAnsi="Consolas"/>
-          <w:b w:val="0"/>
-          <w:i w:val="0"/>
-          <w:color w:val="A03020"/>
-          <w:sz w:val="20"/>
-        </w:rPr>
-        <w:t>2.2.2</w:t>
-      </w:r>
-      <w:r>
-        <w:rPr>
-          <w:rFonts w:ascii="Arial" w:hAnsi="Arial"/>
-          <w:b w:val="0"/>
-          <w:i w:val="0"/>
-          <w:sz w:val="22"/>
-        </w:rPr>
-        <w:t>.</w:t>
-      </w:r>
-    </w:p>
-    <w:p>
-      <w:pPr>
-        <w:spacing w:before="200" w:after="80" w:line="312" w:lineRule="auto"/>
-        <w:ind w:left="0"/>
-        <w:jc w:val="both"/>
-      </w:pPr>
-      <w:r>
-        <w:rPr>
-          <w:rFonts w:ascii="Arial" w:hAnsi="Arial"/>
-          <w:b/>
-          <w:i w:val="0"/>
-          <w:sz w:val="24"/>
-        </w:rPr>
-        <w:t>Coluna NÍVEL AA — três trocas e uma remoção</w:t>
-      </w:r>
-    </w:p>
-    <w:tbl>
-      <w:tblPr>
-        <w:tblStyle w:val="TableGrid"/>
-        <w:tblW w:type="auto" w:w="0"/>
-        <w:jc w:val="center"/>
-        <w:tblLook w:firstColumn="1" w:firstRow="1" w:lastColumn="0" w:lastRow="0" w:noHBand="0" w:noVBand="1" w:val="04A0"/>
-      </w:tblPr>
-      <w:tblGrid>
-        <w:gridCol w:w="4708"/>
-        <w:gridCol w:w="4708"/>
-      </w:tblGrid>
-      <w:tr>
-        <w:tc>
-          <w:tcPr>
-            <w:tcW w:type="dxa" w:w="4708"/>
-            <w:shd w:val="clear" w:fill="DDDDDD"/>
-          </w:tcPr>
-          <w:p>
-            <w:pPr>
-              <w:spacing w:after="40"/>
-            </w:pPr>
-            <w:r/>
             <w:r>
               <w:rPr>
                 <w:rFonts w:ascii="Arial" w:hAnsi="Arial"/>
@@ -2131,42 +1201,17 @@
                 <w:i w:val="0"/>
                 <w:sz w:val="20"/>
               </w:rPr>
-              <w:t>Linha</w:t>
+              <w:t>1.4.10 Reflow</w:t>
             </w:r>
-          </w:p>
-        </w:tc>
-        <w:tc>
-          <w:tcPr>
-            <w:tcW w:type="dxa" w:w="4708"/>
-            <w:shd w:val="clear" w:fill="DDDDDD"/>
-          </w:tcPr>
-          <w:p>
-            <w:pPr>
-              <w:spacing w:after="40"/>
-            </w:pPr>
-            <w:r/>
             <w:r>
               <w:rPr>
                 <w:rFonts w:ascii="Arial" w:hAnsi="Arial"/>
-                <w:b/>
+                <w:b w:val="0"/>
                 <w:i w:val="0"/>
                 <w:sz w:val="20"/>
               </w:rPr>
-              <w:t>O que fazer</w:t>
+              <w:t xml:space="preserve">. </w:t>
             </w:r>
-          </w:p>
-        </w:tc>
-      </w:tr>
-      <w:tr>
-        <w:tc>
-          <w:tcPr>
-            <w:tcW w:type="dxa" w:w="4708"/>
-          </w:tcPr>
-          <w:p>
-            <w:pPr>
-              <w:spacing w:after="40" w:line="264" w:lineRule="auto"/>
-            </w:pPr>
-            <w:r/>
             <w:r>
               <w:rPr>
                 <w:rFonts w:ascii="Consolas" w:hAnsi="Consolas"/>
@@ -2175,37 +1220,7 @@
                 <w:color w:val="A03020"/>
                 <w:sz w:val="18"/>
               </w:rPr>
-              <w:t>1.4.3</w:t>
-            </w:r>
-            <w:r>
-              <w:rPr>
-                <w:rFonts w:ascii="Arial" w:hAnsi="Arial"/>
-                <w:b w:val="0"/>
-                <w:i w:val="0"/>
-                <w:sz w:val="20"/>
-              </w:rPr>
-              <w:t xml:space="preserve"> Contraste mínimo</w:t>
-            </w:r>
-          </w:p>
-        </w:tc>
-        <w:tc>
-          <w:tcPr>
-            <w:tcW w:type="dxa" w:w="4708"/>
-          </w:tcPr>
-          <w:p>
-            <w:pPr>
-              <w:spacing w:after="40" w:line="264" w:lineRule="auto"/>
-            </w:pPr>
-            <w:r/>
-            <w:r>
-              <w:rPr>
-                <w:rFonts w:ascii="Consolas" w:hAnsi="Consolas"/>
-                <w:b w:val="0"/>
-                <w:i w:val="0"/>
-                <w:color w:val="A03020"/>
-                <w:sz w:val="18"/>
-              </w:rPr>
-              <w:t>4 reprovações confirmadas; pior em 1,66:1</w:t>
+              <w:t>4 reprovações</w:t>
             </w:r>
             <w:r>
               <w:rPr>
@@ -2218,35 +1233,13 @@
             </w:r>
             <w:r>
               <w:rPr>
-                <w:rFonts w:ascii="Arial" w:hAnsi="Arial"/>
-                <w:b/>
-                <w:i w:val="0"/>
-                <w:sz w:val="20"/>
-              </w:rPr>
-              <w:t>`3 reprovações confirmadas; pior em 1,66:1`</w:t>
-            </w:r>
-          </w:p>
-        </w:tc>
-      </w:tr>
-      <w:tr>
-        <w:tc>
-          <w:tcPr>
-            <w:tcW w:type="dxa" w:w="4708"/>
-          </w:tcPr>
-          <w:p>
-            <w:pPr>
-              <w:spacing w:after="40" w:line="264" w:lineRule="auto"/>
-            </w:pPr>
-            <w:r/>
-            <w:r>
-              <w:rPr>
                 <w:rFonts w:ascii="Consolas" w:hAnsi="Consolas"/>
                 <w:b w:val="0"/>
                 <w:i w:val="0"/>
                 <w:color w:val="A03020"/>
                 <w:sz w:val="18"/>
               </w:rPr>
-              <w:t>1.4.10</w:t>
+              <w:t>3</w:t>
             </w:r>
             <w:r>
               <w:rPr>
@@ -2255,133 +1248,8 @@
                 <w:i w:val="0"/>
                 <w:sz w:val="20"/>
               </w:rPr>
-              <w:t xml:space="preserve"> Reflow — </w:t>
+              <w:t xml:space="preserve">. </w:t>
             </w:r>
-            <w:r>
-              <w:rPr>
-                <w:rFonts w:ascii="Consolas" w:hAnsi="Consolas"/>
-                <w:b w:val="0"/>
-                <w:i w:val="0"/>
-                <w:color w:val="A03020"/>
-                <w:sz w:val="18"/>
-              </w:rPr>
-              <w:t>330 px em tela de 320 px</w:t>
-            </w:r>
-          </w:p>
-        </w:tc>
-        <w:tc>
-          <w:tcPr>
-            <w:tcW w:type="dxa" w:w="4708"/>
-          </w:tcPr>
-          <w:p>
-            <w:pPr>
-              <w:spacing w:after="40" w:line="264" w:lineRule="auto"/>
-            </w:pPr>
-            <w:r/>
-            <w:r>
-              <w:rPr>
-                <w:rFonts w:ascii="Arial" w:hAnsi="Arial"/>
-                <w:b/>
-                <w:i w:val="0"/>
-                <w:sz w:val="20"/>
-              </w:rPr>
-              <w:t>remover a linha inteira</w:t>
-            </w:r>
-          </w:p>
-        </w:tc>
-      </w:tr>
-      <w:tr>
-        <w:tc>
-          <w:tcPr>
-            <w:tcW w:type="dxa" w:w="4708"/>
-          </w:tcPr>
-          <w:p>
-            <w:pPr>
-              <w:spacing w:after="40" w:line="264" w:lineRule="auto"/>
-            </w:pPr>
-            <w:r/>
-            <w:r>
-              <w:rPr>
-                <w:rFonts w:ascii="Consolas" w:hAnsi="Consolas"/>
-                <w:b w:val="0"/>
-                <w:i w:val="0"/>
-                <w:color w:val="A03020"/>
-                <w:sz w:val="18"/>
-              </w:rPr>
-              <w:t>1.4.11</w:t>
-            </w:r>
-            <w:r>
-              <w:rPr>
-                <w:rFonts w:ascii="Arial" w:hAnsi="Arial"/>
-                <w:b w:val="0"/>
-                <w:i w:val="0"/>
-                <w:sz w:val="20"/>
-              </w:rPr>
-              <w:t xml:space="preserve"> Contraste não textual</w:t>
-            </w:r>
-          </w:p>
-        </w:tc>
-        <w:tc>
-          <w:tcPr>
-            <w:tcW w:type="dxa" w:w="4708"/>
-          </w:tcPr>
-          <w:p>
-            <w:pPr>
-              <w:spacing w:after="40" w:line="264" w:lineRule="auto"/>
-            </w:pPr>
-            <w:r/>
-            <w:r>
-              <w:rPr>
-                <w:rFonts w:ascii="Arial" w:hAnsi="Arial"/>
-                <w:b w:val="0"/>
-                <w:i/>
-                <w:sz w:val="20"/>
-              </w:rPr>
-              <w:t>(mantém)</w:t>
-            </w:r>
-          </w:p>
-        </w:tc>
-      </w:tr>
-      <w:tr>
-        <w:tc>
-          <w:tcPr>
-            <w:tcW w:type="dxa" w:w="4708"/>
-          </w:tcPr>
-          <w:p>
-            <w:pPr>
-              <w:spacing w:after="40" w:line="264" w:lineRule="auto"/>
-            </w:pPr>
-            <w:r/>
-            <w:r>
-              <w:rPr>
-                <w:rFonts w:ascii="Consolas" w:hAnsi="Consolas"/>
-                <w:b w:val="0"/>
-                <w:i w:val="0"/>
-                <w:color w:val="A03020"/>
-                <w:sz w:val="18"/>
-              </w:rPr>
-              <w:t>1.4.12</w:t>
-            </w:r>
-            <w:r>
-              <w:rPr>
-                <w:rFonts w:ascii="Arial" w:hAnsi="Arial"/>
-                <w:b w:val="0"/>
-                <w:i w:val="0"/>
-                <w:sz w:val="20"/>
-              </w:rPr>
-              <w:t xml:space="preserve"> Espaçamento de texto</w:t>
-            </w:r>
-          </w:p>
-        </w:tc>
-        <w:tc>
-          <w:tcPr>
-            <w:tcW w:type="dxa" w:w="4708"/>
-          </w:tcPr>
-          <w:p>
-            <w:pPr>
-              <w:spacing w:after="40" w:line="264" w:lineRule="auto"/>
-            </w:pPr>
-            <w:r/>
             <w:r>
               <w:rPr>
                 <w:rFonts w:ascii="Consolas" w:hAnsi="Consolas"/>
@@ -2403,26 +1271,23 @@
             </w:r>
             <w:r>
               <w:rPr>
+                <w:rFonts w:ascii="Consolas" w:hAnsi="Consolas"/>
+                <w:b w:val="0"/>
+                <w:i w:val="0"/>
+                <w:color w:val="A03020"/>
+                <w:sz w:val="18"/>
+              </w:rPr>
+              <w:t>3 elementos cortados</w:t>
+            </w:r>
+            <w:r>
+              <w:rPr>
                 <w:rFonts w:ascii="Arial" w:hAnsi="Arial"/>
-                <w:b/>
+                <w:b w:val="0"/>
                 <w:i w:val="0"/>
                 <w:sz w:val="20"/>
               </w:rPr>
-              <w:t>`3 elementos cortados`</w:t>
+              <w:t xml:space="preserve">. </w:t>
             </w:r>
-          </w:p>
-        </w:tc>
-      </w:tr>
-      <w:tr>
-        <w:tc>
-          <w:tcPr>
-            <w:tcW w:type="dxa" w:w="4708"/>
-          </w:tcPr>
-          <w:p>
-            <w:pPr>
-              <w:spacing w:after="40" w:line="264" w:lineRule="auto"/>
-            </w:pPr>
-            <w:r/>
             <w:r>
               <w:rPr>
                 <w:rFonts w:ascii="Consolas" w:hAnsi="Consolas"/>
@@ -2431,37 +1296,7 @@
                 <w:color w:val="A03020"/>
                 <w:sz w:val="18"/>
               </w:rPr>
-              <w:t>2.5.8</w:t>
-            </w:r>
-            <w:r>
-              <w:rPr>
-                <w:rFonts w:ascii="Arial" w:hAnsi="Arial"/>
-                <w:b w:val="0"/>
-                <w:i w:val="0"/>
-                <w:sz w:val="20"/>
-              </w:rPr>
-              <w:t xml:space="preserve"> Tamanho do alvo</w:t>
-            </w:r>
-          </w:p>
-        </w:tc>
-        <w:tc>
-          <w:tcPr>
-            <w:tcW w:type="dxa" w:w="4708"/>
-          </w:tcPr>
-          <w:p>
-            <w:pPr>
-              <w:spacing w:after="40" w:line="264" w:lineRule="auto"/>
-            </w:pPr>
-            <w:r/>
-            <w:r>
-              <w:rPr>
-                <w:rFonts w:ascii="Consolas" w:hAnsi="Consolas"/>
-                <w:b w:val="0"/>
-                <w:i w:val="0"/>
-                <w:color w:val="A03020"/>
-                <w:sz w:val="18"/>
-              </w:rPr>
-              <w:t>23 de 51 alvos &lt; 24×24 px</w:t>
+              <w:t>23 de 51</w:t>
             </w:r>
             <w:r>
               <w:rPr>
@@ -2474,331 +1309,61 @@
             </w:r>
             <w:r>
               <w:rPr>
+                <w:rFonts w:ascii="Consolas" w:hAnsi="Consolas"/>
+                <w:b w:val="0"/>
+                <w:i w:val="0"/>
+                <w:color w:val="A03020"/>
+                <w:sz w:val="18"/>
+              </w:rPr>
+              <w:t>23 de 58</w:t>
+            </w:r>
+            <w:r>
+              <w:rPr>
                 <w:rFonts w:ascii="Arial" w:hAnsi="Arial"/>
-                <w:b/>
+                <w:b w:val="0"/>
                 <w:i w:val="0"/>
                 <w:sz w:val="20"/>
               </w:rPr>
-              <w:t>`23 de 58 alvos &lt; 24×24 px (WCAG 2.2)`</w:t>
+              <w:t>. Os números saíam quebrados (</w:t>
             </w:r>
-          </w:p>
-        </w:tc>
-      </w:tr>
-    </w:tbl>
-    <w:p>
-      <w:pPr>
-        <w:spacing w:after="80"/>
-      </w:pPr>
-    </w:p>
-    <w:p>
-      <w:pPr>
-        <w:spacing w:before="0" w:after="120" w:line="312" w:lineRule="auto"/>
-        <w:ind w:left="0"/>
-        <w:jc w:val="both"/>
-      </w:pPr>
-      <w:r>
-        <w:rPr>
-          <w:rFonts w:ascii="Arial" w:hAnsi="Arial"/>
-          <w:b w:val="0"/>
-          <w:i w:val="0"/>
-          <w:sz w:val="22"/>
-        </w:rPr>
-        <w:t xml:space="preserve">O </w:t>
-      </w:r>
-      <w:r>
-        <w:rPr>
-          <w:rFonts w:ascii="Consolas" w:hAnsi="Consolas"/>
-          <w:b w:val="0"/>
-          <w:i w:val="0"/>
-          <w:color w:val="A03020"/>
-          <w:sz w:val="20"/>
-        </w:rPr>
-        <w:t>(WCAG 2.2)</w:t>
-      </w:r>
-      <w:r>
-        <w:rPr>
-          <w:rFonts w:ascii="Arial" w:hAnsi="Arial"/>
-          <w:b w:val="0"/>
-          <w:i w:val="0"/>
-          <w:sz w:val="22"/>
-        </w:rPr>
-        <w:t xml:space="preserve"> não é detalhe: </w:t>
-      </w:r>
-      <w:r>
-        <w:rPr>
-          <w:rFonts w:ascii="Arial" w:hAnsi="Arial"/>
-          <w:b/>
-          <w:i w:val="0"/>
-          <w:sz w:val="22"/>
-        </w:rPr>
-        <w:t>o critério 2.5.8 não existe na WCAG 2.1</w:t>
-      </w:r>
-      <w:r>
-        <w:rPr>
-          <w:rFonts w:ascii="Arial" w:hAnsi="Arial"/>
-          <w:b w:val="0"/>
-          <w:i w:val="0"/>
-          <w:sz w:val="22"/>
-        </w:rPr>
-        <w:t xml:space="preserve">, entrou na 2.2. O enunciado admite "WCAG 2.1 ou mais recentes", então ele vale como complemento — mas listá-lo sem essa marca, num deck intitulado WCAG 2.1, é erro técnico. Na 2.1 o equivalente é o </w:t>
-      </w:r>
-      <w:r>
-        <w:rPr>
-          <w:rFonts w:ascii="Arial" w:hAnsi="Arial"/>
-          <w:b/>
-          <w:i w:val="0"/>
-          <w:sz w:val="22"/>
-        </w:rPr>
-        <w:t>2.5.5</w:t>
-      </w:r>
-      <w:r>
-        <w:rPr>
-          <w:rFonts w:ascii="Arial" w:hAnsi="Arial"/>
-          <w:b w:val="0"/>
-          <w:i w:val="0"/>
-          <w:sz w:val="22"/>
-        </w:rPr>
-        <w:t>, de Nível AAA, que o portal também não cumpre.</w:t>
-      </w:r>
-    </w:p>
-    <w:p>
-      <w:pPr>
-        <w:spacing w:before="200" w:after="80" w:line="312" w:lineRule="auto"/>
-        <w:ind w:left="0"/>
-        <w:jc w:val="both"/>
-      </w:pPr>
-      <w:r>
-        <w:rPr>
-          <w:rFonts w:ascii="Arial" w:hAnsi="Arial"/>
-          <w:b/>
-          <w:i w:val="0"/>
-          <w:sz w:val="24"/>
-        </w:rPr>
-        <w:t>Tipografia desta tabela</w:t>
-      </w:r>
-    </w:p>
-    <w:p>
-      <w:pPr>
-        <w:spacing w:before="0" w:after="120" w:line="312" w:lineRule="auto"/>
-        <w:ind w:left="0"/>
-        <w:jc w:val="both"/>
-      </w:pPr>
-      <w:r>
-        <w:rPr>
-          <w:rFonts w:ascii="Arial" w:hAnsi="Arial"/>
-          <w:b w:val="0"/>
-          <w:i w:val="0"/>
-          <w:sz w:val="22"/>
-        </w:rPr>
-        <w:t xml:space="preserve">Os números dos critérios saem quebrados na renderização: aparecem </w:t>
-      </w:r>
-      <w:r>
-        <w:rPr>
-          <w:rFonts w:ascii="Arial" w:hAnsi="Arial"/>
-          <w:b/>
-          <w:i w:val="0"/>
-          <w:sz w:val="22"/>
-        </w:rPr>
-        <w:t>`1.4. 3`</w:t>
-      </w:r>
-      <w:r>
-        <w:rPr>
-          <w:rFonts w:ascii="Arial" w:hAnsi="Arial"/>
-          <w:b w:val="0"/>
-          <w:i w:val="0"/>
-          <w:sz w:val="22"/>
-        </w:rPr>
-        <w:t xml:space="preserve">, </w:t>
-      </w:r>
-      <w:r>
-        <w:rPr>
-          <w:rFonts w:ascii="Arial" w:hAnsi="Arial"/>
-          <w:b/>
-          <w:i w:val="0"/>
-          <w:sz w:val="22"/>
-        </w:rPr>
-        <w:t>`1.4.1 0`</w:t>
-      </w:r>
-      <w:r>
-        <w:rPr>
-          <w:rFonts w:ascii="Arial" w:hAnsi="Arial"/>
-          <w:b w:val="0"/>
-          <w:i w:val="0"/>
-          <w:sz w:val="22"/>
-        </w:rPr>
-        <w:t xml:space="preserve">, </w:t>
-      </w:r>
-      <w:r>
-        <w:rPr>
-          <w:rFonts w:ascii="Arial" w:hAnsi="Arial"/>
-          <w:b/>
-          <w:i w:val="0"/>
-          <w:sz w:val="22"/>
-        </w:rPr>
-        <w:t>`1.4.1 1`</w:t>
-      </w:r>
-      <w:r>
-        <w:rPr>
-          <w:rFonts w:ascii="Arial" w:hAnsi="Arial"/>
-          <w:b w:val="0"/>
-          <w:i w:val="0"/>
-          <w:sz w:val="22"/>
-        </w:rPr>
-        <w:t xml:space="preserve">, </w:t>
-      </w:r>
-      <w:r>
-        <w:rPr>
-          <w:rFonts w:ascii="Arial" w:hAnsi="Arial"/>
-          <w:b/>
-          <w:i w:val="0"/>
-          <w:sz w:val="22"/>
-        </w:rPr>
-        <w:t>`1.4.1 2`</w:t>
-      </w:r>
-      <w:r>
-        <w:rPr>
-          <w:rFonts w:ascii="Arial" w:hAnsi="Arial"/>
-          <w:b w:val="0"/>
-          <w:i w:val="0"/>
-          <w:sz w:val="22"/>
-        </w:rPr>
-        <w:t xml:space="preserve">, </w:t>
-      </w:r>
-      <w:r>
-        <w:rPr>
-          <w:rFonts w:ascii="Arial" w:hAnsi="Arial"/>
-          <w:b/>
-          <w:i w:val="0"/>
-          <w:sz w:val="22"/>
-        </w:rPr>
-        <w:t>`2.5. 8`</w:t>
-      </w:r>
-      <w:r>
-        <w:rPr>
-          <w:rFonts w:ascii="Arial" w:hAnsi="Arial"/>
-          <w:b w:val="0"/>
-          <w:i w:val="0"/>
-          <w:sz w:val="22"/>
-        </w:rPr>
-        <w:t xml:space="preserve">. É o espaçamento entre letras somado à largura da caixa. Reduzir o espaçamento ou alargar a caixa até </w:t>
-      </w:r>
-      <w:r>
-        <w:rPr>
-          <w:rFonts w:ascii="Consolas" w:hAnsi="Consolas"/>
-          <w:b w:val="0"/>
-          <w:i w:val="0"/>
-          <w:color w:val="A03020"/>
-          <w:sz w:val="20"/>
-        </w:rPr>
-        <w:t>1.4.10</w:t>
-      </w:r>
-      <w:r>
-        <w:rPr>
-          <w:rFonts w:ascii="Arial" w:hAnsi="Arial"/>
-          <w:b w:val="0"/>
-          <w:i w:val="0"/>
-          <w:sz w:val="22"/>
-        </w:rPr>
-        <w:t xml:space="preserve"> caber inteiro numa linha.</w:t>
-      </w:r>
-    </w:p>
-    <w:p>
-      <w:pPr>
-        <w:spacing w:before="200" w:after="80" w:line="312" w:lineRule="auto"/>
-        <w:ind w:left="0"/>
-        <w:jc w:val="both"/>
-      </w:pPr>
-      <w:r>
-        <w:rPr>
-          <w:rFonts w:ascii="Arial" w:hAnsi="Arial"/>
-          <w:b/>
-          <w:i w:val="0"/>
-          <w:sz w:val="24"/>
-        </w:rPr>
-        <w:t>Um erro de digitação, na coluna da esquerda</w:t>
-      </w:r>
-    </w:p>
-    <w:p>
-      <w:pPr>
-        <w:spacing w:before="0" w:after="120" w:line="312" w:lineRule="auto"/>
-        <w:ind w:left="0"/>
-        <w:jc w:val="both"/>
-      </w:pPr>
-      <w:r>
-        <w:rPr>
-          <w:rFonts w:ascii="Consolas" w:hAnsi="Consolas"/>
-          <w:b w:val="0"/>
-          <w:i w:val="0"/>
-          <w:color w:val="A03020"/>
-          <w:sz w:val="20"/>
-        </w:rPr>
-        <w:t>Banner avançaacada 4s, sem pausa</w:t>
-      </w:r>
-      <w:r>
-        <w:rPr>
-          <w:rFonts w:ascii="Arial" w:hAnsi="Arial"/>
-          <w:b w:val="0"/>
-          <w:i w:val="0"/>
-          <w:sz w:val="22"/>
-        </w:rPr>
-        <w:t xml:space="preserve"> → </w:t>
-      </w:r>
-      <w:r>
-        <w:rPr>
-          <w:rFonts w:ascii="Arial" w:hAnsi="Arial"/>
-          <w:b/>
-          <w:i w:val="0"/>
-          <w:sz w:val="22"/>
-        </w:rPr>
-        <w:t>`Banner avança a cada 4 s, sem pausa`</w:t>
-      </w:r>
-    </w:p>
-    <w:p>
-      <w:pPr>
-        <w:spacing w:after="160"/>
-        <w:pBdr>
-          <w:bottom w:val="single" w:sz="6" w:color="BBBBBB"/>
-        </w:pBdr>
-      </w:pPr>
-    </w:p>
-    <w:p>
-      <w:pPr>
-        <w:spacing w:before="280" w:after="120" w:line="312" w:lineRule="auto"/>
-        <w:ind w:left="0"/>
-        <w:jc w:val="both"/>
-      </w:pPr>
-      <w:r>
-        <w:rPr>
-          <w:rFonts w:ascii="Arial" w:hAnsi="Arial"/>
-          <w:b/>
-          <w:i w:val="0"/>
-          <w:sz w:val="28"/>
-        </w:rPr>
-        <w:t>Slide 12 — "10 · AÇÃO"</w:t>
-      </w:r>
-    </w:p>
-    <w:tbl>
-      <w:tblPr>
-        <w:tblStyle w:val="TableGrid"/>
-        <w:tblW w:type="auto" w:w="0"/>
-        <w:jc w:val="center"/>
-        <w:tblLook w:firstColumn="1" w:firstRow="1" w:lastColumn="0" w:lastRow="0" w:noHBand="0" w:noVBand="1" w:val="04A0"/>
-      </w:tblPr>
-      <w:tblGrid>
-        <w:gridCol w:w="4708"/>
-        <w:gridCol w:w="4708"/>
-      </w:tblGrid>
-      <w:tr>
-        <w:tc>
-          <w:tcPr>
-            <w:tcW w:type="dxa" w:w="4708"/>
-            <w:shd w:val="clear" w:fill="DDDDDD"/>
-          </w:tcPr>
-          <w:p>
-            <w:pPr>
-              <w:spacing w:after="40"/>
-            </w:pPr>
-            <w:r/>
+            <w:r>
+              <w:rPr>
+                <w:rFonts w:ascii="Consolas" w:hAnsi="Consolas"/>
+                <w:b w:val="0"/>
+                <w:i w:val="0"/>
+                <w:color w:val="A03020"/>
+                <w:sz w:val="18"/>
+              </w:rPr>
+              <w:t>1.4. 3</w:t>
+            </w:r>
+            <w:r>
+              <w:rPr>
+                <w:rFonts w:ascii="Arial" w:hAnsi="Arial"/>
+                <w:b w:val="0"/>
+                <w:i w:val="0"/>
+                <w:sz w:val="20"/>
+              </w:rPr>
+              <w:t xml:space="preserve">, </w:t>
+            </w:r>
+            <w:r>
+              <w:rPr>
+                <w:rFonts w:ascii="Consolas" w:hAnsi="Consolas"/>
+                <w:b w:val="0"/>
+                <w:i w:val="0"/>
+                <w:color w:val="A03020"/>
+                <w:sz w:val="18"/>
+              </w:rPr>
+              <w:t>1.4.1 0</w:t>
+            </w:r>
+            <w:r>
+              <w:rPr>
+                <w:rFonts w:ascii="Arial" w:hAnsi="Arial"/>
+                <w:b w:val="0"/>
+                <w:i w:val="0"/>
+                <w:sz w:val="20"/>
+              </w:rPr>
+              <w:t xml:space="preserve">) porque o Canva gravou espaços literais dentro deles — agora cada um é uma caixa só, com o texto certo. No rodapé do painel, a nota de que o </w:t>
+            </w:r>
             <w:r>
               <w:rPr>
                 <w:rFonts w:ascii="Arial" w:hAnsi="Arial"/>
@@ -2806,28 +1371,16 @@
                 <w:i w:val="0"/>
                 <w:sz w:val="20"/>
               </w:rPr>
-              <w:t>Está</w:t>
+              <w:t>2.5.8 é da WCAG 2.2</w:t>
             </w:r>
-          </w:p>
-        </w:tc>
-        <w:tc>
-          <w:tcPr>
-            <w:tcW w:type="dxa" w:w="4708"/>
-            <w:shd w:val="clear" w:fill="DDDDDD"/>
-          </w:tcPr>
-          <w:p>
-            <w:pPr>
-              <w:spacing w:after="40"/>
-            </w:pPr>
-            <w:r/>
             <w:r>
               <w:rPr>
                 <w:rFonts w:ascii="Arial" w:hAnsi="Arial"/>
-                <w:b/>
+                <w:b w:val="0"/>
                 <w:i w:val="0"/>
                 <w:sz w:val="20"/>
               </w:rPr>
-              <w:t>Fica</w:t>
+              <w:t>, não da 2.1.</w:t>
             </w:r>
           </w:p>
         </w:tc>
@@ -2849,7 +1402,7 @@
                 <w:i w:val="0"/>
                 <w:sz w:val="20"/>
               </w:rPr>
-              <w:t>ALTA</w:t>
+              <w:t>12</w:t>
             </w:r>
             <w:r>
               <w:rPr>
@@ -2858,17 +1411,7 @@
                 <w:i w:val="0"/>
                 <w:sz w:val="20"/>
               </w:rPr>
-              <w:t xml:space="preserve"> · Rolagem horizontal em telas estreitas · </w:t>
-            </w:r>
-            <w:r>
-              <w:rPr>
-                <w:rFonts w:ascii="Consolas" w:hAnsi="Consolas"/>
-                <w:b w:val="0"/>
-                <w:i w:val="0"/>
-                <w:color w:val="A03020"/>
-                <w:sz w:val="18"/>
-              </w:rPr>
-              <w:t>1.4.10 (AA)</w:t>
+              <w:t xml:space="preserve"> recomendações</w:t>
             </w:r>
           </w:p>
         </w:tc>
@@ -2883,12 +1426,13 @@
             <w:r/>
             <w:r>
               <w:rPr>
-                <w:rFonts w:ascii="Arial" w:hAnsi="Arial"/>
-                <w:b/>
+                <w:rFonts w:ascii="Consolas" w:hAnsi="Consolas"/>
+                <w:b w:val="0"/>
                 <w:i w:val="0"/>
-                <w:sz w:val="20"/>
+                <w:color w:val="A03020"/>
+                <w:sz w:val="18"/>
               </w:rPr>
-              <w:t>MÉDIA</w:t>
+              <w:t>Rolagem horizontal em telas estreitas · 1.4.10 (AA)</w:t>
             </w:r>
             <w:r>
               <w:rPr>
@@ -2897,7 +1441,7 @@
                 <w:i w:val="0"/>
                 <w:sz w:val="20"/>
               </w:rPr>
-              <w:t xml:space="preserve"> · Layout quebra com espaçamento de texto ampliado · </w:t>
+              <w:t xml:space="preserve"> (ALTA) → </w:t>
             </w:r>
             <w:r>
               <w:rPr>
@@ -2907,7 +1451,16 @@
                 <w:color w:val="A03020"/>
                 <w:sz w:val="18"/>
               </w:rPr>
-              <w:t>1.4.12 (AA)</w:t>
+              <w:t>Layout quebra com espaçamento de texto ampliado · 1.4.12 (AA)</w:t>
+            </w:r>
+            <w:r>
+              <w:rPr>
+                <w:rFonts w:ascii="Arial" w:hAnsi="Arial"/>
+                <w:b w:val="0"/>
+                <w:i w:val="0"/>
+                <w:sz w:val="20"/>
+              </w:rPr>
+              <w:t xml:space="preserve"> (MÉDIA). O 1.4.12 é falha de AA que aparecia no slide 11 e não tinha recomendação em lugar nenhum.</w:t>
             </w:r>
           </w:p>
         </w:tc>
@@ -2920,8 +1473,24 @@
     </w:p>
     <w:p>
       <w:pPr>
-        <w:spacing w:before="0" w:after="120" w:line="312" w:lineRule="auto"/>
+        <w:spacing w:before="280" w:after="120" w:line="312" w:lineRule="auto"/>
         <w:ind w:left="0"/>
+        <w:jc w:val="both"/>
+      </w:pPr>
+      <w:r>
+        <w:rPr>
+          <w:rFonts w:ascii="Arial" w:hAnsi="Arial"/>
+          <w:b/>
+          <w:i w:val="0"/>
+          <w:sz w:val="28"/>
+        </w:rPr>
+        <w:t>O que ficou de fora, de propósito</w:t>
+      </w:r>
+    </w:p>
+    <w:p>
+      <w:pPr>
+        <w:spacing w:before="0" w:after="60" w:line="312" w:lineRule="auto"/>
+        <w:ind w:left="283"/>
         <w:jc w:val="both"/>
       </w:pPr>
       <w:r>
@@ -2931,16 +1500,97 @@
           <w:i w:val="0"/>
           <w:sz w:val="22"/>
         </w:rPr>
-        <w:t>A recomendação de reflow perdeu o objeto. O 1.4.12 é falha de AA que aparece no slide 11 e não tinha recomendação em lugar nenhum do deck — entra no lugar e fecha a lacuna.</w:t>
+        <w:t xml:space="preserve">•  </w:t>
+      </w:r>
+      <w:r>
+        <w:rPr>
+          <w:rFonts w:ascii="Arial" w:hAnsi="Arial"/>
+          <w:b/>
+          <w:i w:val="0"/>
+          <w:sz w:val="22"/>
+        </w:rPr>
+        <w:t>A imagem do slide 8</w:t>
+      </w:r>
+      <w:r>
+        <w:rPr>
+          <w:rFonts w:ascii="Arial" w:hAnsi="Arial"/>
+          <w:b w:val="0"/>
+          <w:i w:val="0"/>
+          <w:sz w:val="22"/>
+        </w:rPr>
+        <w:t xml:space="preserve"> ainda é a foto de outro slide, em baixa resolução. Trocá-la aqui exigiria esticar a </w:t>
+      </w:r>
+      <w:r>
+        <w:rPr>
+          <w:rFonts w:ascii="Consolas" w:hAnsi="Consolas"/>
+          <w:b w:val="0"/>
+          <w:i w:val="0"/>
+          <w:color w:val="A03020"/>
+          <w:sz w:val="20"/>
+        </w:rPr>
+        <w:t>13-carrossel-banner-rotativo.png</w:t>
+      </w:r>
+      <w:r>
+        <w:rPr>
+          <w:rFonts w:ascii="Arial" w:hAnsi="Arial"/>
+          <w:b w:val="0"/>
+          <w:i w:val="0"/>
+          <w:sz w:val="22"/>
+        </w:rPr>
+        <w:t xml:space="preserve"> (800×620) numa moldura de proporção 2,46:1, o que distorceria. </w:t>
+      </w:r>
+      <w:r>
+        <w:rPr>
+          <w:rFonts w:ascii="Arial" w:hAnsi="Arial"/>
+          <w:b/>
+          <w:i w:val="0"/>
+          <w:sz w:val="22"/>
+        </w:rPr>
+        <w:t>No Canva a troca é de dois cliques</w:t>
+      </w:r>
+      <w:r>
+        <w:rPr>
+          <w:rFonts w:ascii="Arial" w:hAnsi="Arial"/>
+          <w:b w:val="0"/>
+          <w:i w:val="0"/>
+          <w:sz w:val="22"/>
+        </w:rPr>
+        <w:t xml:space="preserve"> e vale a pena: a captura real do carrossel é evidência muito melhor.</w:t>
       </w:r>
     </w:p>
     <w:p>
       <w:pPr>
-        <w:spacing w:after="160"/>
-        <w:pBdr>
-          <w:bottom w:val="single" w:sz="6" w:color="BBBBBB"/>
-        </w:pBdr>
+        <w:spacing w:before="0" w:after="60" w:line="312" w:lineRule="auto"/>
+        <w:ind w:left="283"/>
+        <w:jc w:val="both"/>
       </w:pPr>
+      <w:r>
+        <w:rPr>
+          <w:rFonts w:ascii="Arial" w:hAnsi="Arial"/>
+          <w:b w:val="0"/>
+          <w:i w:val="0"/>
+          <w:sz w:val="22"/>
+        </w:rPr>
+        <w:t xml:space="preserve">•  </w:t>
+      </w:r>
+      <w:r>
+        <w:rPr>
+          <w:rFonts w:ascii="Arial" w:hAnsi="Arial"/>
+          <w:b/>
+          <w:i w:val="0"/>
+          <w:sz w:val="22"/>
+        </w:rPr>
+        <w:t>Os círculos numerados</w:t>
+      </w:r>
+      <w:r>
+        <w:rPr>
+          <w:rFonts w:ascii="Arial" w:hAnsi="Arial"/>
+          <w:b w:val="0"/>
+          <w:i w:val="0"/>
+          <w:sz w:val="22"/>
+        </w:rPr>
+        <w:t xml:space="preserve"> dos slides 5 e 6 continuam coloridos pelo mesmo código. Não é mais problema de 1.4.1: eles carregam o número e a situação agora está escrita ao lado.</w:t>
+      </w:r>
     </w:p>
     <w:p>
       <w:pPr>

--- a/CORRECOES_DECK.docx
+++ b/CORRECOES_DECK.docx
@@ -645,6 +645,86 @@
                 <w:i w:val="0"/>
                 <w:sz w:val="20"/>
               </w:rPr>
+              <w:t>4</w:t>
+            </w:r>
+            <w:r>
+              <w:rPr>
+                <w:rFonts w:ascii="Arial" w:hAnsi="Arial"/>
+                <w:b w:val="0"/>
+                <w:i w:val="0"/>
+                <w:sz w:val="20"/>
+              </w:rPr>
+              <w:t xml:space="preserve"> escopo</w:t>
+            </w:r>
+          </w:p>
+        </w:tc>
+        <w:tc>
+          <w:tcPr>
+            <w:tcW w:type="dxa" w:w="4708"/>
+          </w:tcPr>
+          <w:p>
+            <w:pPr>
+              <w:spacing w:after="40" w:line="264" w:lineRule="auto"/>
+            </w:pPr>
+            <w:r/>
+            <w:r>
+              <w:rPr>
+                <w:rFonts w:ascii="Consolas" w:hAnsi="Consolas"/>
+                <w:b w:val="0"/>
+                <w:i w:val="0"/>
+                <w:color w:val="A03020"/>
+                <w:sz w:val="18"/>
+              </w:rPr>
+              <w:t>WAVE · ASES · Python</w:t>
+            </w:r>
+            <w:r>
+              <w:rPr>
+                <w:rFonts w:ascii="Arial" w:hAnsi="Arial"/>
+                <w:b w:val="0"/>
+                <w:i w:val="0"/>
+                <w:sz w:val="20"/>
+              </w:rPr>
+              <w:t xml:space="preserve"> → </w:t>
+            </w:r>
+            <w:r>
+              <w:rPr>
+                <w:rFonts w:ascii="Consolas" w:hAnsi="Consolas"/>
+                <w:b w:val="0"/>
+                <w:i w:val="0"/>
+                <w:color w:val="A03020"/>
+                <w:sz w:val="18"/>
+              </w:rPr>
+              <w:t>WAVE · ASES · axe-core · Python</w:t>
+            </w:r>
+            <w:r>
+              <w:rPr>
+                <w:rFonts w:ascii="Arial" w:hAnsi="Arial"/>
+                <w:b w:val="0"/>
+                <w:i w:val="0"/>
+                <w:sz w:val="20"/>
+              </w:rPr>
+              <w:t>. O axe-core é a terceira ferramenta e estava fora da lista.</w:t>
+            </w:r>
+          </w:p>
+        </w:tc>
+      </w:tr>
+      <w:tr>
+        <w:tc>
+          <w:tcPr>
+            <w:tcW w:type="dxa" w:w="4708"/>
+          </w:tcPr>
+          <w:p>
+            <w:pPr>
+              <w:spacing w:after="40" w:line="264" w:lineRule="auto"/>
+            </w:pPr>
+            <w:r/>
+            <w:r>
+              <w:rPr>
+                <w:rFonts w:ascii="Arial" w:hAnsi="Arial"/>
+                <w:b/>
+                <w:i w:val="0"/>
+                <w:sz w:val="20"/>
+              </w:rPr>
               <w:t>5 e 6</w:t>
             </w:r>
             <w:r>
@@ -850,6 +930,86 @@
                 <w:i w:val="0"/>
                 <w:sz w:val="20"/>
               </w:rPr>
+              <w:t>7</w:t>
+            </w:r>
+            <w:r>
+              <w:rPr>
+                <w:rFonts w:ascii="Arial" w:hAnsi="Arial"/>
+                <w:b w:val="0"/>
+                <w:i w:val="0"/>
+                <w:sz w:val="20"/>
+              </w:rPr>
+              <w:t xml:space="preserve"> avaliadores</w:t>
+            </w:r>
+          </w:p>
+        </w:tc>
+        <w:tc>
+          <w:tcPr>
+            <w:tcW w:type="dxa" w:w="4708"/>
+          </w:tcPr>
+          <w:p>
+            <w:pPr>
+              <w:spacing w:after="40" w:line="264" w:lineRule="auto"/>
+            </w:pPr>
+            <w:r/>
+            <w:r>
+              <w:rPr>
+                <w:rFonts w:ascii="Consolas" w:hAnsi="Consolas"/>
+                <w:b w:val="0"/>
+                <w:i w:val="0"/>
+                <w:color w:val="A03020"/>
+                <w:sz w:val="18"/>
+              </w:rPr>
+              <w:t>Os 4 erros vêm da Barra do Governo Federal</w:t>
+            </w:r>
+            <w:r>
+              <w:rPr>
+                <w:rFonts w:ascii="Arial" w:hAnsi="Arial"/>
+                <w:b w:val="0"/>
+                <w:i w:val="0"/>
+                <w:sz w:val="20"/>
+              </w:rPr>
+              <w:t xml:space="preserve"> → </w:t>
+            </w:r>
+            <w:r>
+              <w:rPr>
+                <w:rFonts w:ascii="Consolas" w:hAnsi="Consolas"/>
+                <w:b w:val="0"/>
+                <w:i w:val="0"/>
+                <w:color w:val="A03020"/>
+                <w:sz w:val="18"/>
+              </w:rPr>
+              <w:t>Três dos quatro erros vêm da Barra do Governo Federal, não do código do IFAL; o quarto não foi possível atribuir</w:t>
+            </w:r>
+            <w:r>
+              <w:rPr>
+                <w:rFonts w:ascii="Arial" w:hAnsi="Arial"/>
+                <w:b w:val="0"/>
+                <w:i w:val="0"/>
+                <w:sz w:val="20"/>
+              </w:rPr>
+              <w:t>. É o que a seção 4.2 do relatório diz.</w:t>
+            </w:r>
+          </w:p>
+        </w:tc>
+      </w:tr>
+      <w:tr>
+        <w:tc>
+          <w:tcPr>
+            <w:tcW w:type="dxa" w:w="4708"/>
+          </w:tcPr>
+          <w:p>
+            <w:pPr>
+              <w:spacing w:after="40" w:line="264" w:lineRule="auto"/>
+            </w:pPr>
+            <w:r/>
+            <w:r>
+              <w:rPr>
+                <w:rFonts w:ascii="Arial" w:hAnsi="Arial"/>
+                <w:b/>
+                <w:i w:val="0"/>
+                <w:sz w:val="20"/>
+              </w:rPr>
               <w:t>8</w:t>
             </w:r>
             <w:r>
@@ -859,7 +1019,7 @@
                 <w:i w:val="0"/>
                 <w:sz w:val="20"/>
               </w:rPr>
-              <w:t xml:space="preserve"> contraste medido</w:t>
+              <w:t xml:space="preserve"> achados</w:t>
             </w:r>
           </w:p>
         </w:tc>
@@ -898,7 +1058,7 @@
                 <w:i w:val="0"/>
                 <w:sz w:val="20"/>
               </w:rPr>
-              <w:t xml:space="preserve"> — esse cinza era o do bloco provisório, não o da barra. As outras quatro se redistribuem no mesmo espaço.</w:t>
+              <w:t xml:space="preserve"> — esse cinza era o do bloco provisório, não o da barra. A quinta linha sobe para a vaga dela: as divisórias são desenhadas dentro da forma de fundo, em posições fixas, e redistribuir as quatro linhas pelo painel inteiro desalinharia texto e divisória. A imagem, que era o print de outro slide, dá lugar a um recorte da captura real do carrossel — a mesma da Figura 2 do relatório —, enquadrado sem distorcer e mostrando os quatro botões numéricos.</w:t>
             </w:r>
           </w:p>
         </w:tc>
@@ -978,7 +1138,26 @@
                 <w:i w:val="0"/>
                 <w:sz w:val="20"/>
               </w:rPr>
-              <w:t xml:space="preserve"> reprovações. </w:t>
+              <w:t xml:space="preserve"> reprovações, agora dizendo de onde vêm (</w:t>
+            </w:r>
+            <w:r>
+              <w:rPr>
+                <w:rFonts w:ascii="Consolas" w:hAnsi="Consolas"/>
+                <w:b w:val="0"/>
+                <w:i w:val="0"/>
+                <w:color w:val="A03020"/>
+                <w:sz w:val="18"/>
+              </w:rPr>
+              <w:t>por amostragem de pixels</w:t>
+            </w:r>
+            <w:r>
+              <w:rPr>
+                <w:rFonts w:ascii="Arial" w:hAnsi="Arial"/>
+                <w:b w:val="0"/>
+                <w:i w:val="0"/>
+                <w:sz w:val="20"/>
+              </w:rPr>
+              <w:t xml:space="preserve">), porque a simulação móvel dá zero e a medição que vale é a de desktop. </w:t>
             </w:r>
             <w:r>
               <w:rPr>
@@ -1035,6 +1214,114 @@
                 <w:sz w:val="20"/>
               </w:rPr>
               <w:t xml:space="preserve"> — que o enunciado pede e que não tinha slide nenhum. Título do slide ajustado ao novo conteúdo.</w:t>
+            </w:r>
+          </w:p>
+        </w:tc>
+      </w:tr>
+      <w:tr>
+        <w:tc>
+          <w:tcPr>
+            <w:tcW w:type="dxa" w:w="4708"/>
+          </w:tcPr>
+          <w:p>
+            <w:pPr>
+              <w:spacing w:after="40" w:line="264" w:lineRule="auto"/>
+            </w:pPr>
+            <w:r/>
+            <w:r>
+              <w:rPr>
+                <w:rFonts w:ascii="Arial" w:hAnsi="Arial"/>
+                <w:b/>
+                <w:i w:val="0"/>
+                <w:sz w:val="20"/>
+              </w:rPr>
+              <w:t>10</w:t>
+            </w:r>
+            <w:r>
+              <w:rPr>
+                <w:rFonts w:ascii="Arial" w:hAnsi="Arial"/>
+                <w:b w:val="0"/>
+                <w:i w:val="0"/>
+                <w:sz w:val="20"/>
+              </w:rPr>
+              <w:t xml:space="preserve"> tecnologia assistiva</w:t>
+            </w:r>
+          </w:p>
+        </w:tc>
+        <w:tc>
+          <w:tcPr>
+            <w:tcW w:type="dxa" w:w="4708"/>
+          </w:tcPr>
+          <w:p>
+            <w:pPr>
+              <w:spacing w:after="40" w:line="264" w:lineRule="auto"/>
+            </w:pPr>
+            <w:r/>
+            <w:r>
+              <w:rPr>
+                <w:rFonts w:ascii="Arial" w:hAnsi="Arial"/>
+                <w:b w:val="0"/>
+                <w:i w:val="0"/>
+                <w:sz w:val="20"/>
+              </w:rPr>
+              <w:t xml:space="preserve">A sequência de anúncios era a da medição anterior. Agora é lida de </w:t>
+            </w:r>
+            <w:r>
+              <w:rPr>
+                <w:rFonts w:ascii="Consolas" w:hAnsi="Consolas"/>
+                <w:b w:val="0"/>
+                <w:i w:val="0"/>
+                <w:color w:val="A03020"/>
+                <w:sz w:val="18"/>
+              </w:rPr>
+              <w:t>dados/resultados_mobile.json</w:t>
+            </w:r>
+            <w:r>
+              <w:rPr>
+                <w:rFonts w:ascii="Arial" w:hAnsi="Arial"/>
+                <w:b w:val="0"/>
+                <w:i w:val="0"/>
+                <w:sz w:val="20"/>
+              </w:rPr>
+              <w:t xml:space="preserve">, o mesmo arquivo que alimenta o Quadro do relatório, e traz as três "lista" antes do cabeçalho. Cada caixa é reposicionada pelo centro da coluna, porque o Canva as centralizou na mão, com a largura exata do texto que tinham. </w:t>
+            </w:r>
+            <w:r>
+              <w:rPr>
+                <w:rFonts w:ascii="Consolas" w:hAnsi="Consolas"/>
+                <w:b w:val="0"/>
+                <w:i w:val="0"/>
+                <w:color w:val="A03020"/>
+                <w:sz w:val="18"/>
+              </w:rPr>
+              <w:t>passou fora das três frentes</w:t>
+            </w:r>
+            <w:r>
+              <w:rPr>
+                <w:rFonts w:ascii="Arial" w:hAnsi="Arial"/>
+                <w:b w:val="0"/>
+                <w:i w:val="0"/>
+                <w:sz w:val="20"/>
+              </w:rPr>
+              <w:t xml:space="preserve"> → </w:t>
+            </w:r>
+            <w:r>
+              <w:rPr>
+                <w:rFonts w:ascii="Consolas" w:hAnsi="Consolas"/>
+                <w:b w:val="0"/>
+                <w:i w:val="0"/>
+                <w:color w:val="A03020"/>
+                <w:sz w:val="18"/>
+              </w:rPr>
+              <w:t>de todas as frentes</w:t>
+            </w:r>
+            <w:r>
+              <w:rPr>
+                <w:rFonts w:ascii="Arial" w:hAnsi="Arial"/>
+                <w:b w:val="0"/>
+                <w:i w:val="0"/>
+                <w:sz w:val="20"/>
+              </w:rPr>
+              <w:t>.</w:t>
             </w:r>
           </w:p>
         </w:tc>
@@ -1509,7 +1796,7 @@
           <w:i w:val="0"/>
           <w:sz w:val="22"/>
         </w:rPr>
-        <w:t>A imagem do slide 8</w:t>
+        <w:t>Os círculos numerados</w:t>
       </w:r>
       <w:r>
         <w:rPr>
@@ -1518,44 +1805,7 @@
           <w:i w:val="0"/>
           <w:sz w:val="22"/>
         </w:rPr>
-        <w:t xml:space="preserve"> ainda é a foto de outro slide, em baixa resolução. Trocá-la aqui exigiria esticar a </w:t>
-      </w:r>
-      <w:r>
-        <w:rPr>
-          <w:rFonts w:ascii="Consolas" w:hAnsi="Consolas"/>
-          <w:b w:val="0"/>
-          <w:i w:val="0"/>
-          <w:color w:val="A03020"/>
-          <w:sz w:val="20"/>
-        </w:rPr>
-        <w:t>13-carrossel-banner-rotativo.png</w:t>
-      </w:r>
-      <w:r>
-        <w:rPr>
-          <w:rFonts w:ascii="Arial" w:hAnsi="Arial"/>
-          <w:b w:val="0"/>
-          <w:i w:val="0"/>
-          <w:sz w:val="22"/>
-        </w:rPr>
-        <w:t xml:space="preserve"> (800×620) numa moldura de proporção 2,46:1, o que distorceria. </w:t>
-      </w:r>
-      <w:r>
-        <w:rPr>
-          <w:rFonts w:ascii="Arial" w:hAnsi="Arial"/>
-          <w:b/>
-          <w:i w:val="0"/>
-          <w:sz w:val="22"/>
-        </w:rPr>
-        <w:t>No Canva a troca é de dois cliques</w:t>
-      </w:r>
-      <w:r>
-        <w:rPr>
-          <w:rFonts w:ascii="Arial" w:hAnsi="Arial"/>
-          <w:b w:val="0"/>
-          <w:i w:val="0"/>
-          <w:sz w:val="22"/>
-        </w:rPr>
-        <w:t xml:space="preserve"> e vale a pena: a captura real do carrossel é evidência muito melhor.</w:t>
+        <w:t xml:space="preserve"> dos slides 5 e 6 continuam coloridos pelo mesmo código. Não é mais problema de 1.4.1: eles carregam o número e a situação agora está escrita ao lado.</w:t>
       </w:r>
     </w:p>
     <w:p>
@@ -1580,7 +1830,7 @@
           <w:i w:val="0"/>
           <w:sz w:val="22"/>
         </w:rPr>
-        <w:t>Os círculos numerados</w:t>
+        <w:t>Confiram os selos no Canva ou no PowerPoint antes de apresentar.</w:t>
       </w:r>
       <w:r>
         <w:rPr>
@@ -1589,7 +1839,45 @@
           <w:i w:val="0"/>
           <w:sz w:val="22"/>
         </w:rPr>
-        <w:t xml:space="preserve"> dos slides 5 e 6 continuam coloridos pelo mesmo código. Não é mais problema de 1.4.1: eles carregam o número e a situação agora está escrita ao lado.</w:t>
+        <w:t xml:space="preserve"> A cor do texto foi gravada no XML do </w:t>
+      </w:r>
+      <w:r>
+        <w:rPr>
+          <w:rFonts w:ascii="Consolas" w:hAnsi="Consolas"/>
+          <w:b w:val="0"/>
+          <w:i w:val="0"/>
+          <w:color w:val="A03020"/>
+          <w:sz w:val="20"/>
+        </w:rPr>
+        <w:t>.pptx</w:t>
+      </w:r>
+      <w:r>
+        <w:rPr>
+          <w:rFonts w:ascii="Arial" w:hAnsi="Arial"/>
+          <w:b w:val="0"/>
+          <w:i w:val="0"/>
+          <w:sz w:val="22"/>
+        </w:rPr>
+        <w:t xml:space="preserve"> (</w:t>
+      </w:r>
+      <w:r>
+        <w:rPr>
+          <w:rFonts w:ascii="Consolas" w:hAnsi="Consolas"/>
+          <w:b w:val="0"/>
+          <w:i w:val="0"/>
+          <w:color w:val="A03020"/>
+          <w:sz w:val="20"/>
+        </w:rPr>
+        <w:t>071A2F</w:t>
+      </w:r>
+      <w:r>
+        <w:rPr>
+          <w:rFonts w:ascii="Arial" w:hAnsi="Arial"/>
+          <w:b w:val="0"/>
+          <w:i w:val="0"/>
+          <w:sz w:val="22"/>
+        </w:rPr>
+        <w:t>), e o PDF aqui foi gerado por outro programa a partir desse mesmo XML — é boa evidência, não é o mesmo que ver no programa de vocês.</w:t>
       </w:r>
     </w:p>
     <w:p>
